--- a/Ai Autonomous Security Monitor 5 Week Plan.docx
+++ b/Ai Autonomous Security Monitor 5 Week Plan.docx
@@ -1,132 +1,120 @@
 
 <file path=word/document.xml><?xml version="1.0" encoding="utf-8"?>
-<w:document xmlns:w="http://schemas.openxmlformats.org/wordprocessingml/2006/main" xmlns:m="http://schemas.openxmlformats.org/officeDocument/2006/math" xmlns:r="http://schemas.openxmlformats.org/officeDocument/2006/relationships" xmlns:o="urn:schemas-microsoft-com:office:office" xmlns:v="urn:schemas-microsoft-com:vml" xmlns:w10="urn:schemas-microsoft-com:office:word" xmlns:a="http://schemas.openxmlformats.org/drawingml/2006/main" xmlns:pic="http://schemas.openxmlformats.org/drawingml/2006/picture" xmlns:wp="http://schemas.openxmlformats.org/drawingml/2006/wordprocessingDrawing">
+<w:document xmlns:ve="http://schemas.openxmlformats.org/markup-compatibility/2006" xmlns:o="urn:schemas-microsoft-com:office:office" xmlns:r="http://schemas.openxmlformats.org/officeDocument/2006/relationships" xmlns:m="http://schemas.openxmlformats.org/officeDocument/2006/math" xmlns:v="urn:schemas-microsoft-com:vml" xmlns:wp="http://schemas.openxmlformats.org/drawingml/2006/wordprocessingDrawing" xmlns:w10="urn:schemas-microsoft-com:office:word" xmlns:w="http://schemas.openxmlformats.org/wordprocessingml/2006/main" xmlns:wne="http://schemas.microsoft.com/office/word/2006/wordml">
   <w:body>
-    <w:bookmarkStart w:id="22" w:name="ai-autonomous-security-monitor"/>
     <w:p>
       <w:pPr>
         <w:pStyle w:val="Heading1"/>
       </w:pPr>
-      <w:r>
-        <w:t xml:space="preserve">🛡️ AI Autonomous Security Monitor</w:t>
-      </w:r>
-    </w:p>
-    <w:bookmarkStart w:id="20" w:name="week-development-roadmap-version-1.0"/>
+      <w:bookmarkStart w:id="0" w:name="ai-autonomous-security-monitor"/>
+      <w:r>
+        <w:t>🛡</w:t>
+      </w:r>
+      <w:r>
+        <w:t>️</w:t>
+      </w:r>
+      <w:r>
+        <w:t xml:space="preserve"> AI Autonomous Security Monitor</w:t>
+      </w:r>
+    </w:p>
     <w:p>
       <w:pPr>
         <w:pStyle w:val="Heading2"/>
       </w:pPr>
-      <w:r>
-        <w:t xml:space="preserve">5-Week Development Roadmap (Version 1.0)</w:t>
+      <w:bookmarkStart w:id="1" w:name="week-development-roadmap-version-1.0"/>
+      <w:r>
+        <w:t>5-Week Development Roadmap (Version 1.0)</w:t>
       </w:r>
     </w:p>
     <w:p>
       <w:r>
         <w:pict>
-          <v:rect style="width:0;height:1.5pt" o:hralign="center" o:hrstd="t" o:hr="t"/>
+          <v:rect id="_x0000_i1025" style="width:0;height:1.5pt" o:hralign="center" o:hrstd="t" o:hr="t"/>
         </w:pict>
       </w:r>
     </w:p>
-    <w:bookmarkEnd w:id="20"/>
-    <w:bookmarkStart w:id="21" w:name="project-objective"/>
     <w:p>
       <w:pPr>
         <w:pStyle w:val="Heading2"/>
       </w:pPr>
-      <w:r>
-        <w:t xml:space="preserve">🎯 Project Objective</w:t>
-      </w:r>
-    </w:p>
-    <w:p>
-      <w:pPr>
-        <w:pStyle w:val="FirstParagraph"/>
-      </w:pPr>
-      <w:r>
-        <w:t xml:space="preserve">Build an AI-powered autonomous security monitoring system that:</w:t>
-      </w:r>
-      <w:r>
-        <w:t xml:space="preserve"> </w:t>
-      </w:r>
-      <w:r>
-        <w:t xml:space="preserve">- Monitors live web traffic</w:t>
-      </w:r>
-      <w:r>
-        <w:t xml:space="preserve"> </w:t>
-      </w:r>
-      <w:r>
-        <w:t xml:space="preserve">- Detects anomalies using ML</w:t>
-      </w:r>
-      <w:r>
-        <w:t xml:space="preserve"> </w:t>
-      </w:r>
-      <w:r>
-        <w:t xml:space="preserve">- Classifies attack types</w:t>
-      </w:r>
-      <w:r>
-        <w:t xml:space="preserve"> </w:t>
-      </w:r>
-      <w:r>
-        <w:t xml:space="preserve">- Automatically responds to threats</w:t>
-      </w:r>
-      <w:r>
-        <w:t xml:space="preserve"> </w:t>
-      </w:r>
-      <w:r>
-        <w:t xml:space="preserve">- Displays real-time security dashboard</w:t>
+      <w:bookmarkStart w:id="2" w:name="project-objective"/>
+      <w:bookmarkEnd w:id="1"/>
+      <w:r>
+        <w:t>🎯</w:t>
+      </w:r>
+      <w:r>
+        <w:t xml:space="preserve"> Project Objective</w:t>
+      </w:r>
+    </w:p>
+    <w:p>
+      <w:pPr>
+        <w:pStyle w:val="FirstParagraph"/>
+      </w:pPr>
+      <w:r>
+        <w:t xml:space="preserve">Build an AI-powered autonomous security monitoring system that: - Monitors live web traffic - Detects anomalies using ML - Classifies attack types </w:t>
+      </w:r>
+      <w:r>
+        <w:t>- Automatically responds to threats - Displays real-time security dashboard</w:t>
       </w:r>
     </w:p>
     <w:p>
       <w:r>
         <w:pict>
-          <v:rect style="width:0;height:1.5pt" o:hralign="center" o:hrstd="t" o:hr="t"/>
+          <v:rect id="_x0000_i1026" style="width:0;height:1.5pt" o:hralign="center" o:hrstd="t" o:hr="t"/>
         </w:pict>
       </w:r>
     </w:p>
-    <w:bookmarkEnd w:id="21"/>
-    <w:bookmarkEnd w:id="22"/>
-    <w:bookmarkStart w:id="30" w:name="week-1-foundation-vulnerable-app"/>
     <w:p>
       <w:pPr>
         <w:pStyle w:val="Heading1"/>
       </w:pPr>
-      <w:r>
-        <w:t xml:space="preserve">🗓️ WEEK 1 — Foundation + Vulnerable App</w:t>
-      </w:r>
-    </w:p>
-    <w:bookmarkStart w:id="29" w:name="goal"/>
+      <w:bookmarkStart w:id="3" w:name="week-1-foundation-vulnerable-app"/>
+      <w:bookmarkEnd w:id="0"/>
+      <w:bookmarkEnd w:id="2"/>
+      <w:r>
+        <w:t>🗓</w:t>
+      </w:r>
+      <w:r>
+        <w:t>️</w:t>
+      </w:r>
+      <w:r>
+        <w:t xml:space="preserve"> WEEK 1 — Foundation + Vulnerable App</w:t>
+      </w:r>
+    </w:p>
     <w:p>
       <w:pPr>
         <w:pStyle w:val="Heading2"/>
       </w:pPr>
-      <w:r>
-        <w:t xml:space="preserve">Goal:</w:t>
-      </w:r>
-    </w:p>
-    <w:p>
-      <w:pPr>
-        <w:pStyle w:val="FirstParagraph"/>
-      </w:pPr>
-      <w:r>
-        <w:t xml:space="preserve">Working vulnerable web app + logging pipeline.</w:t>
-      </w:r>
-    </w:p>
-    <w:bookmarkStart w:id="23" w:name="tasks"/>
+      <w:bookmarkStart w:id="4" w:name="goal"/>
+      <w:r>
+        <w:t>Goal:</w:t>
+      </w:r>
+    </w:p>
+    <w:p>
+      <w:pPr>
+        <w:pStyle w:val="FirstParagraph"/>
+      </w:pPr>
+      <w:r>
+        <w:t>Working vulnerable web app + logging pipeline.</w:t>
+      </w:r>
+    </w:p>
     <w:p>
       <w:pPr>
         <w:pStyle w:val="Heading3"/>
       </w:pPr>
-      <w:r>
-        <w:t xml:space="preserve">Tasks:</w:t>
-      </w:r>
-    </w:p>
-    <w:bookmarkEnd w:id="23"/>
-    <w:bookmarkStart w:id="24" w:name="day-12"/>
+      <w:bookmarkStart w:id="5" w:name="tasks"/>
+      <w:r>
+        <w:t>Tasks:</w:t>
+      </w:r>
+    </w:p>
     <w:p>
       <w:pPr>
         <w:pStyle w:val="Heading3"/>
       </w:pPr>
-      <w:r>
-        <w:t xml:space="preserve">Day 1–2</w:t>
+      <w:bookmarkStart w:id="6" w:name="day-12"/>
+      <w:bookmarkEnd w:id="5"/>
+      <w:r>
+        <w:t>Day 1–2</w:t>
       </w:r>
     </w:p>
     <w:p>
@@ -134,11 +122,17 @@
         <w:pStyle w:val="Compact"/>
         <w:numPr>
           <w:ilvl w:val="0"/>
-          <w:numId w:val="1001"/>
+          <w:numId w:val="2"/>
         </w:numPr>
-      </w:pPr>
-      <w:r>
-        <w:t xml:space="preserve">Setup Git repository</w:t>
+        <w:rPr>
+          <w:color w:val="4EA72E" w:themeColor="accent6"/>
+        </w:rPr>
+      </w:pPr>
+      <w:r>
+        <w:rPr>
+          <w:color w:val="4EA72E" w:themeColor="accent6"/>
+        </w:rPr>
+        <w:t>Setup Git repository</w:t>
       </w:r>
     </w:p>
     <w:p>
@@ -146,11 +140,11 @@
         <w:pStyle w:val="Compact"/>
         <w:numPr>
           <w:ilvl w:val="0"/>
-          <w:numId w:val="1001"/>
+          <w:numId w:val="2"/>
         </w:numPr>
       </w:pPr>
       <w:r>
-        <w:t xml:space="preserve">Setup Docker &amp; Docker Compose</w:t>
+        <w:t>Setup Docker &amp; Docker Compose</w:t>
       </w:r>
     </w:p>
     <w:p>
@@ -158,11 +152,14 @@
         <w:pStyle w:val="Compact"/>
         <w:numPr>
           <w:ilvl w:val="0"/>
-          <w:numId w:val="1001"/>
+          <w:numId w:val="2"/>
         </w:numPr>
       </w:pPr>
       <w:r>
-        <w:t xml:space="preserve">Configure services:</w:t>
+        <w:t>Configure services</w:t>
+      </w:r>
+      <w:r>
+        <w:t>:</w:t>
       </w:r>
     </w:p>
     <w:p>
@@ -170,11 +167,11 @@
         <w:pStyle w:val="Compact"/>
         <w:numPr>
           <w:ilvl w:val="1"/>
-          <w:numId w:val="1002"/>
+          <w:numId w:val="3"/>
         </w:numPr>
       </w:pPr>
       <w:r>
-        <w:t xml:space="preserve">FastAPI app</w:t>
+        <w:t>FastAPI app</w:t>
       </w:r>
     </w:p>
     <w:p>
@@ -182,11 +179,11 @@
         <w:pStyle w:val="Compact"/>
         <w:numPr>
           <w:ilvl w:val="1"/>
-          <w:numId w:val="1002"/>
+          <w:numId w:val="3"/>
         </w:numPr>
       </w:pPr>
       <w:r>
-        <w:t xml:space="preserve">PostgreSQL</w:t>
+        <w:t>PostgreSQL</w:t>
       </w:r>
     </w:p>
     <w:p>
@@ -194,74 +191,53 @@
         <w:pStyle w:val="Compact"/>
         <w:numPr>
           <w:ilvl w:val="1"/>
-          <w:numId w:val="1002"/>
+          <w:numId w:val="3"/>
         </w:numPr>
       </w:pPr>
       <w:r>
-        <w:t xml:space="preserve">Nginx reverse proxy</w:t>
-      </w:r>
-    </w:p>
-    <w:bookmarkEnd w:id="24"/>
-    <w:bookmarkStart w:id="25" w:name="day-34"/>
+        <w:t>Nginx reverse proxy</w:t>
+      </w:r>
+    </w:p>
     <w:p>
       <w:pPr>
         <w:pStyle w:val="Heading3"/>
       </w:pPr>
-      <w:r>
-        <w:t xml:space="preserve">Day 3–4</w:t>
-      </w:r>
-    </w:p>
-    <w:p>
-      <w:pPr>
-        <w:pStyle w:val="FirstParagraph"/>
-      </w:pPr>
-      <w:r>
-        <w:t xml:space="preserve">Build intentionally vulnerable web app:</w:t>
-      </w:r>
-      <w:r>
-        <w:t xml:space="preserve"> </w:t>
-      </w:r>
-      <w:r>
-        <w:t xml:space="preserve">-</w:t>
-      </w:r>
-      <w:r>
-        <w:t xml:space="preserve"> </w:t>
+      <w:bookmarkStart w:id="7" w:name="day-34"/>
+      <w:bookmarkEnd w:id="6"/>
+      <w:r>
+        <w:t>Day 3–4</w:t>
+      </w:r>
+    </w:p>
+    <w:p>
+      <w:pPr>
+        <w:pStyle w:val="FirstParagraph"/>
+      </w:pPr>
+      <w:r>
+        <w:t xml:space="preserve">Build intentionally vulnerable web app: - </w:t>
       </w:r>
       <w:r>
         <w:rPr>
           <w:rStyle w:val="VerbatimChar"/>
         </w:rPr>
-        <w:t xml:space="preserve">/login</w:t>
-      </w:r>
-      <w:r>
-        <w:t xml:space="preserve"> </w:t>
-      </w:r>
-      <w:r>
-        <w:t xml:space="preserve">-</w:t>
-      </w:r>
-      <w:r>
-        <w:t xml:space="preserve"> </w:t>
+        <w:t>/login</w:t>
+      </w:r>
+      <w:r>
+        <w:t xml:space="preserve"> - </w:t>
       </w:r>
       <w:r>
         <w:rPr>
           <w:rStyle w:val="VerbatimChar"/>
         </w:rPr>
-        <w:t xml:space="preserve">/search</w:t>
-      </w:r>
-      <w:r>
-        <w:t xml:space="preserve"> </w:t>
-      </w:r>
-      <w:r>
-        <w:t xml:space="preserve">-</w:t>
-      </w:r>
-      <w:r>
-        <w:t xml:space="preserve"> </w:t>
+        <w:t>/search</w:t>
+      </w:r>
+      <w:r>
+        <w:t xml:space="preserve"> - </w:t>
       </w:r>
       <w:r>
         <w:rPr>
           <w:rStyle w:val="VerbatimChar"/>
         </w:rPr>
-        <w:t xml:space="preserve">/api/data</w:t>
+        <w:t>/api/data</w:t>
       </w:r>
     </w:p>
     <w:p>
@@ -269,35 +245,17 @@
         <w:pStyle w:val="BodyText"/>
       </w:pPr>
       <w:r>
-        <w:t xml:space="preserve">Include:</w:t>
-      </w:r>
-      <w:r>
-        <w:t xml:space="preserve"> </w:t>
-      </w:r>
-      <w:r>
-        <w:t xml:space="preserve">- SQL Injection vulnerability</w:t>
-      </w:r>
-      <w:r>
-        <w:t xml:space="preserve"> </w:t>
-      </w:r>
-      <w:r>
-        <w:t xml:space="preserve">- Weak authentication</w:t>
-      </w:r>
-      <w:r>
-        <w:t xml:space="preserve"> </w:t>
-      </w:r>
-      <w:r>
-        <w:t xml:space="preserve">- No rate limiting</w:t>
-      </w:r>
-    </w:p>
-    <w:bookmarkEnd w:id="25"/>
-    <w:bookmarkStart w:id="26" w:name="day-56"/>
+        <w:t>Include: - SQL Injection vulnerability - Weak authentication - No rate limiting</w:t>
+      </w:r>
+    </w:p>
     <w:p>
       <w:pPr>
         <w:pStyle w:val="Heading3"/>
       </w:pPr>
-      <w:r>
-        <w:t xml:space="preserve">Day 5–6</w:t>
+      <w:bookmarkStart w:id="8" w:name="day-56"/>
+      <w:bookmarkEnd w:id="7"/>
+      <w:r>
+        <w:t>Day 5–6</w:t>
       </w:r>
     </w:p>
     <w:p>
@@ -305,11 +263,11 @@
         <w:pStyle w:val="Compact"/>
         <w:numPr>
           <w:ilvl w:val="0"/>
-          <w:numId w:val="1003"/>
+          <w:numId w:val="4"/>
         </w:numPr>
       </w:pPr>
       <w:r>
-        <w:t xml:space="preserve">Configure Nginx JSON access logs</w:t>
+        <w:t>Configure Nginx JSON access logs</w:t>
       </w:r>
     </w:p>
     <w:p>
@@ -317,11 +275,14 @@
         <w:pStyle w:val="Compact"/>
         <w:numPr>
           <w:ilvl w:val="0"/>
-          <w:numId w:val="1003"/>
+          <w:numId w:val="4"/>
         </w:numPr>
       </w:pPr>
       <w:r>
-        <w:t xml:space="preserve">Route traffic through proxy</w:t>
+        <w:t>Route traff</w:t>
+      </w:r>
+      <w:r>
+        <w:t>ic through proxy</w:t>
       </w:r>
     </w:p>
     <w:p>
@@ -329,21 +290,21 @@
         <w:pStyle w:val="Compact"/>
         <w:numPr>
           <w:ilvl w:val="0"/>
-          <w:numId w:val="1003"/>
+          <w:numId w:val="4"/>
         </w:numPr>
       </w:pPr>
       <w:r>
-        <w:t xml:space="preserve">Verify log generation</w:t>
-      </w:r>
-    </w:p>
-    <w:bookmarkEnd w:id="26"/>
-    <w:bookmarkStart w:id="27" w:name="day-7"/>
+        <w:t>Verify log generation</w:t>
+      </w:r>
+    </w:p>
     <w:p>
       <w:pPr>
         <w:pStyle w:val="Heading3"/>
       </w:pPr>
-      <w:r>
-        <w:t xml:space="preserve">Day 7</w:t>
+      <w:bookmarkStart w:id="9" w:name="day-7"/>
+      <w:bookmarkEnd w:id="8"/>
+      <w:r>
+        <w:t>Day 7</w:t>
       </w:r>
     </w:p>
     <w:p>
@@ -351,11 +312,11 @@
         <w:pStyle w:val="Compact"/>
         <w:numPr>
           <w:ilvl w:val="0"/>
-          <w:numId w:val="1004"/>
+          <w:numId w:val="5"/>
         </w:numPr>
       </w:pPr>
       <w:r>
-        <w:t xml:space="preserve">Store logs in PostgreSQL</w:t>
+        <w:t>Store logs in PostgreSQL</w:t>
       </w:r>
     </w:p>
     <w:p>
@@ -363,178 +324,128 @@
         <w:pStyle w:val="Compact"/>
         <w:numPr>
           <w:ilvl w:val="0"/>
-          <w:numId w:val="1004"/>
+          <w:numId w:val="5"/>
         </w:numPr>
       </w:pPr>
       <w:r>
-        <w:t xml:space="preserve">Create simple log viewer API</w:t>
-      </w:r>
-    </w:p>
-    <w:bookmarkEnd w:id="27"/>
-    <w:bookmarkStart w:id="28" w:name="deliverable"/>
+        <w:t>Create simple log viewer API</w:t>
+      </w:r>
+    </w:p>
     <w:p>
       <w:pPr>
         <w:pStyle w:val="Heading3"/>
       </w:pPr>
-      <w:r>
-        <w:t xml:space="preserve">Deliverable:</w:t>
-      </w:r>
-    </w:p>
-    <w:p>
-      <w:pPr>
-        <w:pStyle w:val="FirstParagraph"/>
-      </w:pPr>
-      <w:r>
-        <w:t xml:space="preserve">Running web app with stored request logs.</w:t>
+      <w:bookmarkStart w:id="10" w:name="deliverable"/>
+      <w:bookmarkEnd w:id="9"/>
+      <w:r>
+        <w:lastRenderedPageBreak/>
+        <w:t>Deliverable:</w:t>
+      </w:r>
+    </w:p>
+    <w:p>
+      <w:pPr>
+        <w:pStyle w:val="FirstParagraph"/>
+      </w:pPr>
+      <w:r>
+        <w:t>Running web app with stored request logs.</w:t>
       </w:r>
     </w:p>
     <w:p>
       <w:r>
         <w:pict>
-          <v:rect style="width:0;height:1.5pt" o:hralign="center" o:hrstd="t" o:hr="t"/>
+          <v:rect id="_x0000_i1027" style="width:0;height:1.5pt" o:hralign="center" o:hrstd="t" o:hr="t"/>
         </w:pict>
       </w:r>
     </w:p>
-    <w:bookmarkEnd w:id="28"/>
-    <w:bookmarkEnd w:id="29"/>
-    <w:bookmarkEnd w:id="30"/>
-    <w:bookmarkStart w:id="37" w:name="X73afa3d9b3bfe69bd59df0cf6ef2d401ba656a6"/>
     <w:p>
       <w:pPr>
         <w:pStyle w:val="Heading1"/>
       </w:pPr>
-      <w:r>
-        <w:t xml:space="preserve">🗓️ WEEK 2 — Feature Engineering + Anomaly Detection</w:t>
-      </w:r>
-    </w:p>
-    <w:bookmarkStart w:id="36" w:name="goal-1"/>
+      <w:bookmarkStart w:id="11" w:name="X73afa3d9b3bfe69bd59df0cf6ef2d401ba656a6"/>
+      <w:bookmarkEnd w:id="3"/>
+      <w:bookmarkEnd w:id="4"/>
+      <w:bookmarkEnd w:id="10"/>
+      <w:r>
+        <w:t>🗓</w:t>
+      </w:r>
+      <w:r>
+        <w:t>️</w:t>
+      </w:r>
+      <w:r>
+        <w:t xml:space="preserve"> WEEK 2 — Feature Engineering + Anomaly Detection</w:t>
+      </w:r>
+    </w:p>
     <w:p>
       <w:pPr>
         <w:pStyle w:val="Heading2"/>
       </w:pPr>
-      <w:r>
-        <w:t xml:space="preserve">Goal:</w:t>
-      </w:r>
-    </w:p>
-    <w:p>
-      <w:pPr>
-        <w:pStyle w:val="FirstParagraph"/>
-      </w:pPr>
-      <w:r>
-        <w:t xml:space="preserve">Detect abnormal traffic using ML.</w:t>
-      </w:r>
-    </w:p>
-    <w:bookmarkStart w:id="31" w:name="day-89"/>
+      <w:bookmarkStart w:id="12" w:name="goal-1"/>
+      <w:r>
+        <w:t>Goal:</w:t>
+      </w:r>
+    </w:p>
+    <w:p>
+      <w:pPr>
+        <w:pStyle w:val="FirstParagraph"/>
+      </w:pPr>
+      <w:r>
+        <w:t>Detect abnormal traffic using ML.</w:t>
+      </w:r>
+    </w:p>
     <w:p>
       <w:pPr>
         <w:pStyle w:val="Heading3"/>
       </w:pPr>
-      <w:r>
-        <w:t xml:space="preserve">Day 8–9</w:t>
-      </w:r>
-    </w:p>
-    <w:p>
-      <w:pPr>
-        <w:pStyle w:val="FirstParagraph"/>
-      </w:pPr>
-      <w:r>
-        <w:t xml:space="preserve">Feature extraction pipeline:</w:t>
-      </w:r>
-      <w:r>
-        <w:t xml:space="preserve"> </w:t>
-      </w:r>
-      <w:r>
-        <w:t xml:space="preserve">- Requests per IP per minute</w:t>
-      </w:r>
-      <w:r>
-        <w:t xml:space="preserve"> </w:t>
-      </w:r>
-      <w:r>
-        <w:t xml:space="preserve">- Failed login ratio</w:t>
-      </w:r>
-      <w:r>
-        <w:t xml:space="preserve"> </w:t>
-      </w:r>
-      <w:r>
-        <w:t xml:space="preserve">- Avg response time</w:t>
-      </w:r>
-      <w:r>
-        <w:t xml:space="preserve"> </w:t>
-      </w:r>
-      <w:r>
-        <w:t xml:space="preserve">- Payload length</w:t>
-      </w:r>
-      <w:r>
-        <w:t xml:space="preserve"> </w:t>
-      </w:r>
-      <w:r>
-        <w:t xml:space="preserve">- Suspicious character count</w:t>
-      </w:r>
-    </w:p>
-    <w:bookmarkEnd w:id="31"/>
-    <w:bookmarkStart w:id="32" w:name="day-1011"/>
+      <w:bookmarkStart w:id="13" w:name="day-89"/>
+      <w:r>
+        <w:t>Day 8–9</w:t>
+      </w:r>
+    </w:p>
+    <w:p>
+      <w:pPr>
+        <w:pStyle w:val="FirstParagraph"/>
+      </w:pPr>
+      <w:r>
+        <w:t>Feature extraction pipeline: - Requests per IP per minute - Failed login ratio - Avg response time - Payload length - Suspicious character count</w:t>
+      </w:r>
+    </w:p>
     <w:p>
       <w:pPr>
         <w:pStyle w:val="Heading3"/>
       </w:pPr>
-      <w:r>
-        <w:t xml:space="preserve">Day 10–11</w:t>
-      </w:r>
-    </w:p>
-    <w:p>
-      <w:pPr>
-        <w:pStyle w:val="FirstParagraph"/>
-      </w:pPr>
-      <w:r>
-        <w:t xml:space="preserve">Train Isolation Forest model:</w:t>
-      </w:r>
-      <w:r>
-        <w:t xml:space="preserve"> </w:t>
-      </w:r>
-      <w:r>
-        <w:t xml:space="preserve">- Generate normal traffic</w:t>
-      </w:r>
-      <w:r>
-        <w:t xml:space="preserve"> </w:t>
-      </w:r>
-      <w:r>
-        <w:t xml:space="preserve">- Train model</w:t>
-      </w:r>
-      <w:r>
-        <w:t xml:space="preserve"> </w:t>
-      </w:r>
-      <w:r>
-        <w:t xml:space="preserve">- Save model</w:t>
-      </w:r>
-      <w:r>
-        <w:t xml:space="preserve"> </w:t>
-      </w:r>
-      <w:r>
-        <w:t xml:space="preserve">- Create prediction endpoint</w:t>
-      </w:r>
-    </w:p>
-    <w:bookmarkEnd w:id="32"/>
-    <w:bookmarkStart w:id="33" w:name="day-1213"/>
+      <w:bookmarkStart w:id="14" w:name="day-1011"/>
+      <w:bookmarkEnd w:id="13"/>
+      <w:r>
+        <w:t>Day 10–11</w:t>
+      </w:r>
+    </w:p>
+    <w:p>
+      <w:pPr>
+        <w:pStyle w:val="FirstParagraph"/>
+      </w:pPr>
+      <w:r>
+        <w:t>Train Isolation Forest model: - Generate normal traffic - Train model - Save model - Create predicti</w:t>
+      </w:r>
+      <w:r>
+        <w:t>on endpoint</w:t>
+      </w:r>
+    </w:p>
     <w:p>
       <w:pPr>
         <w:pStyle w:val="Heading3"/>
       </w:pPr>
-      <w:r>
-        <w:t xml:space="preserve">Day 12–13</w:t>
-      </w:r>
-    </w:p>
-    <w:p>
-      <w:pPr>
-        <w:pStyle w:val="FirstParagraph"/>
-      </w:pPr>
-      <w:r>
-        <w:t xml:space="preserve">Integrate pipeline:</w:t>
-      </w:r>
-      <w:r>
-        <w:t xml:space="preserve"> </w:t>
-      </w:r>
-      <w:r>
-        <w:t xml:space="preserve">Log → Feature → Model → Anomaly Score</w:t>
+      <w:bookmarkStart w:id="15" w:name="day-1213"/>
+      <w:bookmarkEnd w:id="14"/>
+      <w:r>
+        <w:t>Day 12–13</w:t>
+      </w:r>
+    </w:p>
+    <w:p>
+      <w:pPr>
+        <w:pStyle w:val="FirstParagraph"/>
+      </w:pPr>
+      <w:r>
+        <w:t>Integrate pipeline: Log → Feature → Model → Anomaly Score</w:t>
       </w:r>
     </w:p>
     <w:p>
@@ -542,37 +453,25 @@
         <w:pStyle w:val="BodyText"/>
       </w:pPr>
       <w:r>
-        <w:t xml:space="preserve">Define anomaly threshold.</w:t>
-      </w:r>
-    </w:p>
-    <w:bookmarkEnd w:id="33"/>
-    <w:bookmarkStart w:id="34" w:name="day-14"/>
+        <w:t>Define anomaly threshold.</w:t>
+      </w:r>
+    </w:p>
     <w:p>
       <w:pPr>
         <w:pStyle w:val="Heading3"/>
       </w:pPr>
-      <w:r>
-        <w:t xml:space="preserve">Day 14</w:t>
-      </w:r>
-    </w:p>
-    <w:p>
-      <w:pPr>
-        <w:pStyle w:val="FirstParagraph"/>
-      </w:pPr>
-      <w:r>
-        <w:t xml:space="preserve">Simulate attacks:</w:t>
-      </w:r>
-      <w:r>
-        <w:t xml:space="preserve"> </w:t>
-      </w:r>
-      <w:r>
-        <w:t xml:space="preserve">- SQL injection</w:t>
-      </w:r>
-      <w:r>
-        <w:t xml:space="preserve"> </w:t>
-      </w:r>
-      <w:r>
-        <w:t xml:space="preserve">- Brute force</w:t>
+      <w:bookmarkStart w:id="16" w:name="day-14"/>
+      <w:bookmarkEnd w:id="15"/>
+      <w:r>
+        <w:t>Day 14</w:t>
+      </w:r>
+    </w:p>
+    <w:p>
+      <w:pPr>
+        <w:pStyle w:val="FirstParagraph"/>
+      </w:pPr>
+      <w:r>
+        <w:t>Simulate attacks: - SQL injection - Brute force</w:t>
       </w:r>
     </w:p>
     <w:p>
@@ -580,132 +479,106 @@
         <w:pStyle w:val="BodyText"/>
       </w:pPr>
       <w:r>
-        <w:t xml:space="preserve">Verify anomaly detection.</w:t>
-      </w:r>
-    </w:p>
-    <w:bookmarkEnd w:id="34"/>
-    <w:bookmarkStart w:id="35" w:name="deliverable-1"/>
+        <w:t>Verify anomaly detection.</w:t>
+      </w:r>
+    </w:p>
     <w:p>
       <w:pPr>
         <w:pStyle w:val="Heading3"/>
       </w:pPr>
-      <w:r>
-        <w:t xml:space="preserve">Deliverable:</w:t>
-      </w:r>
-    </w:p>
-    <w:p>
-      <w:pPr>
-        <w:pStyle w:val="FirstParagraph"/>
-      </w:pPr>
-      <w:r>
-        <w:t xml:space="preserve">Working anomaly detection system.</w:t>
+      <w:bookmarkStart w:id="17" w:name="deliverable-1"/>
+      <w:bookmarkEnd w:id="16"/>
+      <w:r>
+        <w:t>Deliverable:</w:t>
+      </w:r>
+    </w:p>
+    <w:p>
+      <w:pPr>
+        <w:pStyle w:val="FirstParagraph"/>
+      </w:pPr>
+      <w:r>
+        <w:t>Working anomaly detection system.</w:t>
       </w:r>
     </w:p>
     <w:p>
       <w:r>
         <w:pict>
-          <v:rect style="width:0;height:1.5pt" o:hralign="center" o:hrstd="t" o:hr="t"/>
+          <v:rect id="_x0000_i1028" style="width:0;height:1.5pt" o:hralign="center" o:hrstd="t" o:hr="t"/>
         </w:pict>
       </w:r>
     </w:p>
-    <w:bookmarkEnd w:id="35"/>
-    <w:bookmarkEnd w:id="36"/>
-    <w:bookmarkEnd w:id="37"/>
-    <w:bookmarkStart w:id="44" w:name="X61468f1df79d44124713b35456f3ab3461fbb60"/>
     <w:p>
       <w:pPr>
         <w:pStyle w:val="Heading1"/>
       </w:pPr>
-      <w:r>
-        <w:t xml:space="preserve">🗓️ WEEK 3 — Classification + Autonomous Response</w:t>
-      </w:r>
-    </w:p>
-    <w:bookmarkStart w:id="43" w:name="goal-2"/>
+      <w:bookmarkStart w:id="18" w:name="X61468f1df79d44124713b35456f3ab3461fbb60"/>
+      <w:bookmarkEnd w:id="11"/>
+      <w:bookmarkEnd w:id="12"/>
+      <w:bookmarkEnd w:id="17"/>
+      <w:r>
+        <w:t>🗓</w:t>
+      </w:r>
+      <w:r>
+        <w:t>️</w:t>
+      </w:r>
+      <w:r>
+        <w:t xml:space="preserve"> WEEK 3 — Classification + Autonomous Response</w:t>
+      </w:r>
+    </w:p>
     <w:p>
       <w:pPr>
         <w:pStyle w:val="Heading2"/>
       </w:pPr>
-      <w:r>
-        <w:t xml:space="preserve">Goal:</w:t>
-      </w:r>
-    </w:p>
-    <w:p>
-      <w:pPr>
-        <w:pStyle w:val="FirstParagraph"/>
-      </w:pPr>
-      <w:r>
-        <w:t xml:space="preserve">System reacts automatically.</w:t>
-      </w:r>
-    </w:p>
-    <w:bookmarkStart w:id="38" w:name="day-1516"/>
+      <w:bookmarkStart w:id="19" w:name="goal-2"/>
+      <w:r>
+        <w:t>Goal:</w:t>
+      </w:r>
+    </w:p>
+    <w:p>
+      <w:pPr>
+        <w:pStyle w:val="FirstParagraph"/>
+      </w:pPr>
+      <w:r>
+        <w:t>System reacts automatically.</w:t>
+      </w:r>
+    </w:p>
     <w:p>
       <w:pPr>
         <w:pStyle w:val="Heading3"/>
       </w:pPr>
-      <w:r>
-        <w:t xml:space="preserve">Day 15–16</w:t>
-      </w:r>
-    </w:p>
-    <w:p>
-      <w:pPr>
-        <w:pStyle w:val="FirstParagraph"/>
-      </w:pPr>
-      <w:r>
-        <w:t xml:space="preserve">Rule-based attack detection:</w:t>
-      </w:r>
-      <w:r>
-        <w:t xml:space="preserve"> </w:t>
-      </w:r>
-      <w:r>
-        <w:t xml:space="preserve">- SQL patterns</w:t>
-      </w:r>
-      <w:r>
-        <w:t xml:space="preserve"> </w:t>
-      </w:r>
-      <w:r>
-        <w:t xml:space="preserve">- XSS patterns</w:t>
-      </w:r>
-      <w:r>
-        <w:t xml:space="preserve"> </w:t>
-      </w:r>
-      <w:r>
-        <w:t xml:space="preserve">- Login abuse detection</w:t>
-      </w:r>
-    </w:p>
-    <w:bookmarkEnd w:id="38"/>
-    <w:bookmarkStart w:id="39" w:name="day-1718"/>
+      <w:bookmarkStart w:id="20" w:name="day-1516"/>
+      <w:r>
+        <w:lastRenderedPageBreak/>
+        <w:t>Day 15–16</w:t>
+      </w:r>
+    </w:p>
+    <w:p>
+      <w:pPr>
+        <w:pStyle w:val="FirstParagraph"/>
+      </w:pPr>
+      <w:r>
+        <w:t>Rule-based attack detection: - SQL patterns - XSS patterns - Login abuse detection</w:t>
+      </w:r>
+    </w:p>
     <w:p>
       <w:pPr>
         <w:pStyle w:val="Heading3"/>
       </w:pPr>
-      <w:r>
-        <w:t xml:space="preserve">Day 17–18</w:t>
-      </w:r>
-    </w:p>
-    <w:p>
-      <w:pPr>
-        <w:pStyle w:val="FirstParagraph"/>
-      </w:pPr>
-      <w:r>
-        <w:t xml:space="preserve">LLM classification integration:</w:t>
-      </w:r>
-      <w:r>
-        <w:t xml:space="preserve"> </w:t>
-      </w:r>
-      <w:r>
-        <w:t xml:space="preserve">Input:</w:t>
-      </w:r>
-      <w:r>
-        <w:t xml:space="preserve"> </w:t>
-      </w:r>
-      <w:r>
-        <w:t xml:space="preserve">- Log snippet</w:t>
-      </w:r>
-      <w:r>
-        <w:t xml:space="preserve"> </w:t>
-      </w:r>
-      <w:r>
-        <w:t xml:space="preserve">- Extracted features</w:t>
+      <w:bookmarkStart w:id="21" w:name="day-1718"/>
+      <w:bookmarkEnd w:id="20"/>
+      <w:r>
+        <w:t>Day 17–18</w:t>
+      </w:r>
+    </w:p>
+    <w:p>
+      <w:pPr>
+        <w:pStyle w:val="FirstParagraph"/>
+      </w:pPr>
+      <w:r>
+        <w:t>LLM classification integration: Input: - Log snippet - Extracted fea</w:t>
+      </w:r>
+      <w:r>
+        <w:t>tures</w:t>
       </w:r>
     </w:p>
     <w:p>
@@ -713,73 +586,25 @@
         <w:pStyle w:val="BodyText"/>
       </w:pPr>
       <w:r>
-        <w:t xml:space="preserve">Output (Structured JSON):</w:t>
-      </w:r>
-      <w:r>
-        <w:t xml:space="preserve"> </w:t>
-      </w:r>
-      <w:r>
-        <w:t xml:space="preserve">- Attack type</w:t>
-      </w:r>
-      <w:r>
-        <w:t xml:space="preserve"> </w:t>
-      </w:r>
-      <w:r>
-        <w:t xml:space="preserve">- Severity</w:t>
-      </w:r>
-      <w:r>
-        <w:t xml:space="preserve"> </w:t>
-      </w:r>
-      <w:r>
-        <w:t xml:space="preserve">- Explanation</w:t>
-      </w:r>
-      <w:r>
-        <w:t xml:space="preserve"> </w:t>
-      </w:r>
-      <w:r>
-        <w:t xml:space="preserve">- Recommended action</w:t>
-      </w:r>
-    </w:p>
-    <w:bookmarkEnd w:id="39"/>
-    <w:bookmarkStart w:id="40" w:name="day-1920"/>
+        <w:t>Output (Structured JSON): - Attack type - Severity - Explanation - Recommended action</w:t>
+      </w:r>
+    </w:p>
     <w:p>
       <w:pPr>
         <w:pStyle w:val="Heading3"/>
       </w:pPr>
-      <w:r>
-        <w:t xml:space="preserve">Day 19–20</w:t>
-      </w:r>
-    </w:p>
-    <w:p>
-      <w:pPr>
-        <w:pStyle w:val="FirstParagraph"/>
-      </w:pPr>
-      <w:r>
-        <w:t xml:space="preserve">Build response engine:</w:t>
-      </w:r>
-      <w:r>
-        <w:t xml:space="preserve"> </w:t>
-      </w:r>
-      <w:r>
-        <w:t xml:space="preserve">- Temporary IP blocking</w:t>
-      </w:r>
-      <w:r>
-        <w:t xml:space="preserve"> </w:t>
-      </w:r>
-      <w:r>
-        <w:t xml:space="preserve">- Rate limiting activation</w:t>
-      </w:r>
-      <w:r>
-        <w:t xml:space="preserve"> </w:t>
-      </w:r>
-      <w:r>
-        <w:t xml:space="preserve">- Account lock</w:t>
-      </w:r>
-      <w:r>
-        <w:t xml:space="preserve"> </w:t>
-      </w:r>
-      <w:r>
-        <w:t xml:space="preserve">- Incident logging</w:t>
+      <w:bookmarkStart w:id="22" w:name="day-1920"/>
+      <w:bookmarkEnd w:id="21"/>
+      <w:r>
+        <w:t>Day 19–20</w:t>
+      </w:r>
+    </w:p>
+    <w:p>
+      <w:pPr>
+        <w:pStyle w:val="FirstParagraph"/>
+      </w:pPr>
+      <w:r>
+        <w:t>Build response engine: - Temporary IP blocking - Rate limiting activation - Account lock - Incident logging</w:t>
       </w:r>
     </w:p>
     <w:p>
@@ -787,156 +612,123 @@
         <w:pStyle w:val="BodyText"/>
       </w:pPr>
       <w:r>
-        <w:t xml:space="preserve">Use Redis for temporary bans.</w:t>
-      </w:r>
-    </w:p>
-    <w:bookmarkEnd w:id="40"/>
-    <w:bookmarkStart w:id="41" w:name="day-21"/>
+        <w:t>Use Redis for temporary bans.</w:t>
+      </w:r>
+    </w:p>
     <w:p>
       <w:pPr>
         <w:pStyle w:val="Heading3"/>
       </w:pPr>
-      <w:r>
-        <w:t xml:space="preserve">Day 21</w:t>
-      </w:r>
-    </w:p>
-    <w:p>
-      <w:pPr>
-        <w:pStyle w:val="FirstParagraph"/>
-      </w:pPr>
-      <w:r>
-        <w:t xml:space="preserve">Full pipeline testing:</w:t>
-      </w:r>
-      <w:r>
-        <w:t xml:space="preserve"> </w:t>
-      </w:r>
-      <w:r>
-        <w:t xml:space="preserve">Attack → Detect → Classify → Respond → Log</w:t>
-      </w:r>
-    </w:p>
-    <w:bookmarkEnd w:id="41"/>
-    <w:bookmarkStart w:id="42" w:name="deliverable-2"/>
+      <w:bookmarkStart w:id="23" w:name="day-21"/>
+      <w:bookmarkEnd w:id="22"/>
+      <w:r>
+        <w:t>Day 21</w:t>
+      </w:r>
+    </w:p>
+    <w:p>
+      <w:pPr>
+        <w:pStyle w:val="FirstParagraph"/>
+      </w:pPr>
+      <w:r>
+        <w:t>Full pipeline testing: Attack → Detect → Classify → Respond → Log</w:t>
+      </w:r>
+    </w:p>
     <w:p>
       <w:pPr>
         <w:pStyle w:val="Heading3"/>
       </w:pPr>
-      <w:r>
-        <w:t xml:space="preserve">Deliverable:</w:t>
-      </w:r>
-    </w:p>
-    <w:p>
-      <w:pPr>
-        <w:pStyle w:val="FirstParagraph"/>
-      </w:pPr>
-      <w:r>
-        <w:t xml:space="preserve">Autonomous security response system.</w:t>
+      <w:bookmarkStart w:id="24" w:name="deliverable-2"/>
+      <w:bookmarkEnd w:id="23"/>
+      <w:r>
+        <w:t>Deliverable:</w:t>
+      </w:r>
+    </w:p>
+    <w:p>
+      <w:pPr>
+        <w:pStyle w:val="FirstParagraph"/>
+      </w:pPr>
+      <w:r>
+        <w:t>Autonomous security response system.</w:t>
       </w:r>
     </w:p>
     <w:p>
       <w:r>
         <w:pict>
-          <v:rect style="width:0;height:1.5pt" o:hralign="center" o:hrstd="t" o:hr="t"/>
+          <v:rect id="_x0000_i1029" style="width:0;height:1.5pt" o:hralign="center" o:hrstd="t" o:hr="t"/>
         </w:pict>
       </w:r>
     </w:p>
-    <w:bookmarkEnd w:id="42"/>
-    <w:bookmarkEnd w:id="43"/>
-    <w:bookmarkEnd w:id="44"/>
-    <w:bookmarkStart w:id="51" w:name="week-4-dashboard-real-time-monitoring"/>
     <w:p>
       <w:pPr>
         <w:pStyle w:val="Heading1"/>
       </w:pPr>
-      <w:r>
-        <w:t xml:space="preserve">🗓️ WEEK 4 — Dashboard + Real-Time Monitoring</w:t>
-      </w:r>
-    </w:p>
-    <w:bookmarkStart w:id="50" w:name="goal-3"/>
+      <w:bookmarkStart w:id="25" w:name="week-4-dashboard-real-time-monitoring"/>
+      <w:bookmarkEnd w:id="18"/>
+      <w:bookmarkEnd w:id="19"/>
+      <w:bookmarkEnd w:id="24"/>
+      <w:r>
+        <w:t>🗓</w:t>
+      </w:r>
+      <w:r>
+        <w:t>️</w:t>
+      </w:r>
+      <w:r>
+        <w:t xml:space="preserve"> WEEK 4 — Dashboard + Real-Time Monitoring</w:t>
+      </w:r>
+    </w:p>
     <w:p>
       <w:pPr>
         <w:pStyle w:val="Heading2"/>
       </w:pPr>
-      <w:r>
-        <w:t xml:space="preserve">Goal:</w:t>
-      </w:r>
-    </w:p>
-    <w:p>
-      <w:pPr>
-        <w:pStyle w:val="FirstParagraph"/>
-      </w:pPr>
-      <w:r>
-        <w:t xml:space="preserve">Create production-style monitoring UI.</w:t>
-      </w:r>
-    </w:p>
-    <w:bookmarkStart w:id="45" w:name="day-2223"/>
+      <w:bookmarkStart w:id="26" w:name="goal-3"/>
+      <w:r>
+        <w:t>Goal:</w:t>
+      </w:r>
+    </w:p>
+    <w:p>
+      <w:pPr>
+        <w:pStyle w:val="FirstParagraph"/>
+      </w:pPr>
+      <w:r>
+        <w:t>Create production-style monitoring UI.</w:t>
+      </w:r>
+    </w:p>
     <w:p>
       <w:pPr>
         <w:pStyle w:val="Heading3"/>
       </w:pPr>
-      <w:r>
-        <w:t xml:space="preserve">Day 22–23</w:t>
-      </w:r>
-    </w:p>
-    <w:p>
-      <w:pPr>
-        <w:pStyle w:val="FirstParagraph"/>
-      </w:pPr>
-      <w:r>
-        <w:t xml:space="preserve">Setup React frontend:</w:t>
-      </w:r>
-      <w:r>
-        <w:t xml:space="preserve"> </w:t>
-      </w:r>
-      <w:r>
-        <w:t xml:space="preserve">- Basic layout</w:t>
-      </w:r>
-      <w:r>
-        <w:t xml:space="preserve"> </w:t>
-      </w:r>
-      <w:r>
-        <w:t xml:space="preserve">- Backend connection</w:t>
-      </w:r>
-    </w:p>
-    <w:bookmarkEnd w:id="45"/>
-    <w:bookmarkStart w:id="46" w:name="day-2425"/>
+      <w:bookmarkStart w:id="27" w:name="day-2223"/>
+      <w:r>
+        <w:t>Day 22–23</w:t>
+      </w:r>
+    </w:p>
+    <w:p>
+      <w:pPr>
+        <w:pStyle w:val="FirstParagraph"/>
+      </w:pPr>
+      <w:r>
+        <w:t xml:space="preserve">Setup React frontend: - Basic layout </w:t>
+      </w:r>
+      <w:r>
+        <w:t>- Backend connection</w:t>
+      </w:r>
+    </w:p>
     <w:p>
       <w:pPr>
         <w:pStyle w:val="Heading3"/>
       </w:pPr>
-      <w:r>
-        <w:t xml:space="preserve">Day 24–25</w:t>
-      </w:r>
-    </w:p>
-    <w:p>
-      <w:pPr>
-        <w:pStyle w:val="FirstParagraph"/>
-      </w:pPr>
-      <w:r>
-        <w:t xml:space="preserve">Implement:</w:t>
-      </w:r>
-      <w:r>
-        <w:t xml:space="preserve"> </w:t>
-      </w:r>
-      <w:r>
-        <w:t xml:space="preserve">- Live traffic graph</w:t>
-      </w:r>
-      <w:r>
-        <w:t xml:space="preserve"> </w:t>
-      </w:r>
-      <w:r>
-        <w:t xml:space="preserve">- Anomaly spikes</w:t>
-      </w:r>
-      <w:r>
-        <w:t xml:space="preserve"> </w:t>
-      </w:r>
-      <w:r>
-        <w:t xml:space="preserve">- Attack timeline</w:t>
-      </w:r>
-      <w:r>
-        <w:t xml:space="preserve"> </w:t>
-      </w:r>
-      <w:r>
-        <w:t xml:space="preserve">- Blocked IP list</w:t>
+      <w:bookmarkStart w:id="28" w:name="day-2425"/>
+      <w:bookmarkEnd w:id="27"/>
+      <w:r>
+        <w:t>Day 24–25</w:t>
+      </w:r>
+    </w:p>
+    <w:p>
+      <w:pPr>
+        <w:pStyle w:val="FirstParagraph"/>
+      </w:pPr>
+      <w:r>
+        <w:t>Implement: - Live traffic graph - Anomaly spikes - Attack timeline - Blocked IP list</w:t>
       </w:r>
     </w:p>
     <w:p>
@@ -944,124 +736,116 @@
         <w:pStyle w:val="BodyText"/>
       </w:pPr>
       <w:r>
-        <w:t xml:space="preserve">Use WebSocket for real-time updates.</w:t>
-      </w:r>
-    </w:p>
-    <w:bookmarkEnd w:id="46"/>
-    <w:bookmarkStart w:id="47" w:name="day-2627"/>
+        <w:t>Use WebSocket for real-time updates.</w:t>
+      </w:r>
+    </w:p>
     <w:p>
       <w:pPr>
         <w:pStyle w:val="Heading3"/>
       </w:pPr>
-      <w:r>
-        <w:t xml:space="preserve">Day 26–27</w:t>
-      </w:r>
-    </w:p>
-    <w:p>
-      <w:pPr>
-        <w:pStyle w:val="FirstParagraph"/>
-      </w:pPr>
-      <w:r>
-        <w:t xml:space="preserve">Add:</w:t>
-      </w:r>
-      <w:r>
-        <w:t xml:space="preserve"> </w:t>
-      </w:r>
-      <w:r>
-        <w:t xml:space="preserve">- System risk score</w:t>
-      </w:r>
-      <w:r>
-        <w:t xml:space="preserve"> </w:t>
-      </w:r>
-      <w:r>
-        <w:t xml:space="preserve">- Incident history view</w:t>
-      </w:r>
-      <w:r>
-        <w:t xml:space="preserve"> </w:t>
-      </w:r>
-      <w:r>
-        <w:t xml:space="preserve">- Attack detail modal</w:t>
-      </w:r>
-    </w:p>
-    <w:bookmarkEnd w:id="47"/>
-    <w:bookmarkStart w:id="48" w:name="day-28"/>
+      <w:bookmarkStart w:id="29" w:name="day-2627"/>
+      <w:bookmarkEnd w:id="28"/>
+      <w:r>
+        <w:t>Day 26–27</w:t>
+      </w:r>
+    </w:p>
+    <w:p>
+      <w:pPr>
+        <w:pStyle w:val="FirstParagraph"/>
+      </w:pPr>
+      <w:r>
+        <w:t>Add: - System risk score - Incident history view - Attack detail modal</w:t>
+      </w:r>
+    </w:p>
     <w:p>
       <w:pPr>
         <w:pStyle w:val="Heading3"/>
       </w:pPr>
-      <w:r>
-        <w:t xml:space="preserve">Day 28</w:t>
-      </w:r>
-    </w:p>
-    <w:p>
-      <w:pPr>
-        <w:pStyle w:val="FirstParagraph"/>
-      </w:pPr>
-      <w:r>
-        <w:t xml:space="preserve">UI polish (Tailwind styling)</w:t>
-      </w:r>
-    </w:p>
-    <w:bookmarkEnd w:id="48"/>
-    <w:bookmarkStart w:id="49" w:name="deliverable-3"/>
+      <w:bookmarkStart w:id="30" w:name="day-28"/>
+      <w:bookmarkEnd w:id="29"/>
+      <w:r>
+        <w:t>Day 28</w:t>
+      </w:r>
+    </w:p>
+    <w:p>
+      <w:pPr>
+        <w:pStyle w:val="FirstParagraph"/>
+      </w:pPr>
+      <w:r>
+        <w:t>UI polish (Tail</w:t>
+      </w:r>
+      <w:r>
+        <w:t>wind styling)</w:t>
+      </w:r>
+    </w:p>
     <w:p>
       <w:pPr>
         <w:pStyle w:val="Heading3"/>
       </w:pPr>
-      <w:r>
-        <w:t xml:space="preserve">Deliverable:</w:t>
-      </w:r>
-    </w:p>
-    <w:p>
-      <w:pPr>
-        <w:pStyle w:val="FirstParagraph"/>
-      </w:pPr>
-      <w:r>
-        <w:t xml:space="preserve">Fully working real-time security dashboard.</w:t>
+      <w:bookmarkStart w:id="31" w:name="deliverable-3"/>
+      <w:bookmarkEnd w:id="30"/>
+      <w:r>
+        <w:lastRenderedPageBreak/>
+        <w:t>Deliverable:</w:t>
+      </w:r>
+    </w:p>
+    <w:p>
+      <w:pPr>
+        <w:pStyle w:val="FirstParagraph"/>
+      </w:pPr>
+      <w:r>
+        <w:t>Fully working real-time security dashboard.</w:t>
       </w:r>
     </w:p>
     <w:p>
       <w:r>
         <w:pict>
-          <v:rect style="width:0;height:1.5pt" o:hralign="center" o:hrstd="t" o:hr="t"/>
+          <v:rect id="_x0000_i1030" style="width:0;height:1.5pt" o:hralign="center" o:hrstd="t" o:hr="t"/>
         </w:pict>
       </w:r>
     </w:p>
-    <w:bookmarkEnd w:id="49"/>
-    <w:bookmarkEnd w:id="50"/>
-    <w:bookmarkEnd w:id="51"/>
-    <w:bookmarkStart w:id="57" w:name="X6c497d43d44b0e56d99454a2374d3c84e4f19d3"/>
     <w:p>
       <w:pPr>
         <w:pStyle w:val="Heading1"/>
       </w:pPr>
-      <w:r>
-        <w:t xml:space="preserve">🗓️ WEEK 5 — Hardening + Production Polish (Optional but Recommended)</w:t>
-      </w:r>
-    </w:p>
-    <w:bookmarkStart w:id="56" w:name="goal-4"/>
+      <w:bookmarkStart w:id="32" w:name="X6c497d43d44b0e56d99454a2374d3c84e4f19d3"/>
+      <w:bookmarkEnd w:id="25"/>
+      <w:bookmarkEnd w:id="26"/>
+      <w:bookmarkEnd w:id="31"/>
+      <w:r>
+        <w:t>🗓</w:t>
+      </w:r>
+      <w:r>
+        <w:t>️</w:t>
+      </w:r>
+      <w:r>
+        <w:t xml:space="preserve"> WEEK 5 — Hardening + Production Polish (Optional but Recommended)</w:t>
+      </w:r>
+    </w:p>
     <w:p>
       <w:pPr>
         <w:pStyle w:val="Heading2"/>
       </w:pPr>
-      <w:r>
-        <w:t xml:space="preserve">Goal:</w:t>
-      </w:r>
-    </w:p>
-    <w:p>
-      <w:pPr>
-        <w:pStyle w:val="FirstParagraph"/>
-      </w:pPr>
-      <w:r>
-        <w:t xml:space="preserve">Make system interview-ready and stable.</w:t>
-      </w:r>
-    </w:p>
-    <w:bookmarkStart w:id="52" w:name="day-2930"/>
+      <w:bookmarkStart w:id="33" w:name="goal-4"/>
+      <w:r>
+        <w:t>Goal:</w:t>
+      </w:r>
+    </w:p>
+    <w:p>
+      <w:pPr>
+        <w:pStyle w:val="FirstParagraph"/>
+      </w:pPr>
+      <w:r>
+        <w:t>Make system interview-ready and stable.</w:t>
+      </w:r>
+    </w:p>
     <w:p>
       <w:pPr>
         <w:pStyle w:val="Heading3"/>
       </w:pPr>
-      <w:r>
-        <w:t xml:space="preserve">Day 29–30</w:t>
+      <w:bookmarkStart w:id="34" w:name="day-2930"/>
+      <w:r>
+        <w:t>Day 29–30</w:t>
       </w:r>
     </w:p>
     <w:p>
@@ -1069,11 +853,11 @@
         <w:pStyle w:val="Compact"/>
         <w:numPr>
           <w:ilvl w:val="0"/>
-          <w:numId w:val="1005"/>
+          <w:numId w:val="6"/>
         </w:numPr>
       </w:pPr>
       <w:r>
-        <w:t xml:space="preserve">Tune anomaly thresholds</w:t>
+        <w:t>Tune anomaly thresholds</w:t>
       </w:r>
     </w:p>
     <w:p>
@@ -1081,11 +865,11 @@
         <w:pStyle w:val="Compact"/>
         <w:numPr>
           <w:ilvl w:val="0"/>
-          <w:numId w:val="1005"/>
+          <w:numId w:val="6"/>
         </w:numPr>
       </w:pPr>
       <w:r>
-        <w:t xml:space="preserve">Reduce false positives</w:t>
+        <w:t>Reduce false positives</w:t>
       </w:r>
     </w:p>
     <w:p>
@@ -1093,21 +877,21 @@
         <w:pStyle w:val="Compact"/>
         <w:numPr>
           <w:ilvl w:val="0"/>
-          <w:numId w:val="1005"/>
+          <w:numId w:val="6"/>
         </w:numPr>
       </w:pPr>
       <w:r>
-        <w:t xml:space="preserve">Improve logging structure</w:t>
-      </w:r>
-    </w:p>
-    <w:bookmarkEnd w:id="52"/>
-    <w:bookmarkStart w:id="53" w:name="day-3132"/>
+        <w:t>Improve logging structure</w:t>
+      </w:r>
+    </w:p>
     <w:p>
       <w:pPr>
         <w:pStyle w:val="Heading3"/>
       </w:pPr>
-      <w:r>
-        <w:t xml:space="preserve">Day 31–32</w:t>
+      <w:bookmarkStart w:id="35" w:name="day-3132"/>
+      <w:bookmarkEnd w:id="34"/>
+      <w:r>
+        <w:t>Day 31–32</w:t>
       </w:r>
     </w:p>
     <w:p>
@@ -1115,11 +899,11 @@
         <w:pStyle w:val="Compact"/>
         <w:numPr>
           <w:ilvl w:val="0"/>
-          <w:numId w:val="1006"/>
+          <w:numId w:val="7"/>
         </w:numPr>
       </w:pPr>
       <w:r>
-        <w:t xml:space="preserve">Optimize Docker setup</w:t>
+        <w:t>Optimize Docker setup</w:t>
       </w:r>
     </w:p>
     <w:p>
@@ -1127,11 +911,11 @@
         <w:pStyle w:val="Compact"/>
         <w:numPr>
           <w:ilvl w:val="0"/>
-          <w:numId w:val="1006"/>
+          <w:numId w:val="7"/>
         </w:numPr>
       </w:pPr>
       <w:r>
-        <w:t xml:space="preserve">Clean project structure</w:t>
+        <w:t>Clean project structure</w:t>
       </w:r>
     </w:p>
     <w:p>
@@ -1139,11 +923,11 @@
         <w:pStyle w:val="Compact"/>
         <w:numPr>
           <w:ilvl w:val="0"/>
-          <w:numId w:val="1006"/>
+          <w:numId w:val="7"/>
         </w:numPr>
       </w:pPr>
       <w:r>
-        <w:t xml:space="preserve">Write detailed README</w:t>
+        <w:t>Write detailed README</w:t>
       </w:r>
     </w:p>
     <w:p>
@@ -1151,21 +935,21 @@
         <w:pStyle w:val="Compact"/>
         <w:numPr>
           <w:ilvl w:val="0"/>
-          <w:numId w:val="1006"/>
+          <w:numId w:val="7"/>
         </w:numPr>
       </w:pPr>
       <w:r>
-        <w:t xml:space="preserve">Add architecture diagram</w:t>
-      </w:r>
-    </w:p>
-    <w:bookmarkEnd w:id="53"/>
-    <w:bookmarkStart w:id="54" w:name="day-3335"/>
+        <w:t>Add architecture diagram</w:t>
+      </w:r>
+    </w:p>
     <w:p>
       <w:pPr>
         <w:pStyle w:val="Heading3"/>
       </w:pPr>
-      <w:r>
-        <w:t xml:space="preserve">Day 33–35</w:t>
+      <w:bookmarkStart w:id="36" w:name="day-3335"/>
+      <w:bookmarkEnd w:id="35"/>
+      <w:r>
+        <w:t>Day 33–35</w:t>
       </w:r>
     </w:p>
     <w:p>
@@ -1173,11 +957,11 @@
         <w:pStyle w:val="Compact"/>
         <w:numPr>
           <w:ilvl w:val="0"/>
-          <w:numId w:val="1007"/>
+          <w:numId w:val="8"/>
         </w:numPr>
       </w:pPr>
       <w:r>
-        <w:t xml:space="preserve">Stress testing</w:t>
+        <w:t>Stress testing</w:t>
       </w:r>
     </w:p>
     <w:p>
@@ -1185,11 +969,11 @@
         <w:pStyle w:val="Compact"/>
         <w:numPr>
           <w:ilvl w:val="0"/>
-          <w:numId w:val="1007"/>
+          <w:numId w:val="8"/>
         </w:numPr>
       </w:pPr>
       <w:r>
-        <w:t xml:space="preserve">Attack simulation scripts</w:t>
+        <w:t>Attack simulation scripts</w:t>
       </w:r>
     </w:p>
     <w:p>
@@ -1197,129 +981,110 @@
         <w:pStyle w:val="Compact"/>
         <w:numPr>
           <w:ilvl w:val="0"/>
-          <w:numId w:val="1007"/>
+          <w:numId w:val="8"/>
         </w:numPr>
       </w:pPr>
       <w:r>
-        <w:t xml:space="preserve">Record demo video</w:t>
-      </w:r>
-    </w:p>
-    <w:bookmarkEnd w:id="54"/>
-    <w:bookmarkStart w:id="55" w:name="deliverable-4"/>
+        <w:t>Record demo video</w:t>
+      </w:r>
+    </w:p>
     <w:p>
       <w:pPr>
         <w:pStyle w:val="Heading3"/>
       </w:pPr>
-      <w:r>
-        <w:t xml:space="preserve">Deliverable:</w:t>
-      </w:r>
-    </w:p>
-    <w:p>
-      <w:pPr>
-        <w:pStyle w:val="FirstParagraph"/>
-      </w:pPr>
-      <w:r>
-        <w:t xml:space="preserve">Portfolio-ready autonomous security system.</w:t>
+      <w:bookmarkStart w:id="37" w:name="deliverable-4"/>
+      <w:bookmarkEnd w:id="36"/>
+      <w:r>
+        <w:t>Deliverable:</w:t>
+      </w:r>
+    </w:p>
+    <w:p>
+      <w:pPr>
+        <w:pStyle w:val="FirstParagraph"/>
+      </w:pPr>
+      <w:r>
+        <w:t>Portfolio-ready autonomous security system.</w:t>
       </w:r>
     </w:p>
     <w:p>
       <w:r>
         <w:pict>
-          <v:rect style="width:0;height:1.5pt" o:hralign="center" o:hrstd="t" o:hr="t"/>
+          <v:rect id="_x0000_i1031" style="width:0;height:1.5pt" o:hralign="center" o:hrstd="t" o:hr="t"/>
         </w:pict>
       </w:r>
     </w:p>
-    <w:bookmarkEnd w:id="55"/>
-    <w:bookmarkEnd w:id="56"/>
-    <w:bookmarkEnd w:id="57"/>
-    <w:bookmarkStart w:id="58" w:name="final-architecture-summary"/>
     <w:p>
       <w:pPr>
         <w:pStyle w:val="Heading1"/>
       </w:pPr>
-      <w:r>
-        <w:t xml:space="preserve">🏗️ Final Architecture Summary</w:t>
-      </w:r>
-    </w:p>
-    <w:p>
-      <w:pPr>
-        <w:pStyle w:val="FirstParagraph"/>
-      </w:pPr>
-      <w:r>
-        <w:t xml:space="preserve">Client → Nginx → Vulnerable App</w:t>
+      <w:bookmarkStart w:id="38" w:name="final-architecture-summary"/>
+      <w:bookmarkEnd w:id="32"/>
+      <w:bookmarkEnd w:id="33"/>
+      <w:bookmarkEnd w:id="37"/>
+      <w:r>
+        <w:t>🏗</w:t>
+      </w:r>
+      <w:r>
+        <w:t>️</w:t>
+      </w:r>
+      <w:r>
+        <w:t xml:space="preserve"> Final Architecture Summary</w:t>
+      </w:r>
+    </w:p>
+    <w:p>
+      <w:pPr>
+        <w:pStyle w:val="FirstParagraph"/>
+      </w:pPr>
+      <w:r>
+        <w:t>Client → Nginx → Vulnerable App</w:t>
       </w:r>
       <w:r>
         <w:br/>
-      </w:r>
-      <w:r>
-        <w:t xml:space="preserve">Logs → Feature Extractor → Isolation Forest</w:t>
+        <w:t>Logs → Feature Extractor → Isolation Forest</w:t>
       </w:r>
       <w:r>
         <w:br/>
-      </w:r>
-      <w:r>
-        <w:t xml:space="preserve">If anomaly → LLM Classifier</w:t>
+        <w:t>If anomaly → LLM Classifier</w:t>
       </w:r>
       <w:r>
         <w:br/>
-      </w:r>
-      <w:r>
-        <w:t xml:space="preserve">Response Engine → IP Block / Rate Limit</w:t>
+        <w:t>Response Engine → IP Block / Rate Limit</w:t>
       </w:r>
       <w:r>
         <w:br/>
-      </w:r>
-      <w:r>
-        <w:t xml:space="preserve">Dashboard + Incident Database</w:t>
+        <w:t>Dashboard + Incident Database</w:t>
       </w:r>
     </w:p>
     <w:p>
       <w:r>
         <w:pict>
-          <v:rect style="width:0;height:1.5pt" o:hralign="center" o:hrstd="t" o:hr="t"/>
+          <v:rect id="_x0000_i1032" style="width:0;height:1.5pt" o:hralign="center" o:hrstd="t" o:hr="t"/>
         </w:pict>
       </w:r>
     </w:p>
-    <w:bookmarkEnd w:id="58"/>
-    <w:bookmarkStart w:id="59" w:name="tech-stack-summary"/>
     <w:p>
       <w:pPr>
         <w:pStyle w:val="Heading1"/>
       </w:pPr>
-      <w:r>
-        <w:t xml:space="preserve">📦 Tech Stack Summary</w:t>
-      </w:r>
-    </w:p>
-    <w:p>
-      <w:pPr>
-        <w:pStyle w:val="FirstParagraph"/>
-      </w:pPr>
-      <w:r>
-        <w:t xml:space="preserve">Backend:</w:t>
-      </w:r>
-      <w:r>
-        <w:t xml:space="preserve"> </w:t>
-      </w:r>
-      <w:r>
-        <w:t xml:space="preserve">- Python</w:t>
-      </w:r>
-      <w:r>
-        <w:t xml:space="preserve"> </w:t>
-      </w:r>
-      <w:r>
-        <w:t xml:space="preserve">- FastAPI</w:t>
-      </w:r>
-      <w:r>
-        <w:t xml:space="preserve"> </w:t>
-      </w:r>
-      <w:r>
-        <w:t xml:space="preserve">- PostgreSQL</w:t>
-      </w:r>
-      <w:r>
-        <w:t xml:space="preserve"> </w:t>
-      </w:r>
-      <w:r>
-        <w:t xml:space="preserve">- Redis</w:t>
+      <w:bookmarkStart w:id="39" w:name="tech-stack-summary"/>
+      <w:bookmarkEnd w:id="38"/>
+      <w:r>
+        <w:lastRenderedPageBreak/>
+        <w:t>📦</w:t>
+      </w:r>
+      <w:r>
+        <w:t xml:space="preserve"> Tech Stack Summary</w:t>
+      </w:r>
+    </w:p>
+    <w:p>
+      <w:pPr>
+        <w:pStyle w:val="FirstParagraph"/>
+      </w:pPr>
+      <w:r>
+        <w:t>Backend: - Python - FastAP</w:t>
+      </w:r>
+      <w:r>
+        <w:t>I - PostgreSQL - Redis</w:t>
       </w:r>
     </w:p>
     <w:p>
@@ -1327,19 +1092,7 @@
         <w:pStyle w:val="BodyText"/>
       </w:pPr>
       <w:r>
-        <w:t xml:space="preserve">ML:</w:t>
-      </w:r>
-      <w:r>
-        <w:t xml:space="preserve"> </w:t>
-      </w:r>
-      <w:r>
-        <w:t xml:space="preserve">- scikit-learn (Isolation Forest)</w:t>
-      </w:r>
-      <w:r>
-        <w:t xml:space="preserve"> </w:t>
-      </w:r>
-      <w:r>
-        <w:t xml:space="preserve">- pandas, numpy</w:t>
+        <w:t>ML: - scikit-learn (Isolation Forest) - pandas, numpy</w:t>
       </w:r>
     </w:p>
     <w:p>
@@ -1347,31 +1100,7 @@
         <w:pStyle w:val="BodyText"/>
       </w:pPr>
       <w:r>
-        <w:t xml:space="preserve">Frontend:</w:t>
-      </w:r>
-      <w:r>
-        <w:t xml:space="preserve"> </w:t>
-      </w:r>
-      <w:r>
-        <w:t xml:space="preserve">- React</w:t>
-      </w:r>
-      <w:r>
-        <w:t xml:space="preserve"> </w:t>
-      </w:r>
-      <w:r>
-        <w:t xml:space="preserve">- Tailwind CSS</w:t>
-      </w:r>
-      <w:r>
-        <w:t xml:space="preserve"> </w:t>
-      </w:r>
-      <w:r>
-        <w:t xml:space="preserve">- Chart.js</w:t>
-      </w:r>
-      <w:r>
-        <w:t xml:space="preserve"> </w:t>
-      </w:r>
-      <w:r>
-        <w:t xml:space="preserve">- WebSocket</w:t>
+        <w:t>Frontend: - React - Tailwind CSS - Chart.js - WebSocket</w:t>
       </w:r>
     </w:p>
     <w:p>
@@ -1379,86 +1108,44 @@
         <w:pStyle w:val="BodyText"/>
       </w:pPr>
       <w:r>
-        <w:t xml:space="preserve">Infrastructure:</w:t>
-      </w:r>
-      <w:r>
-        <w:t xml:space="preserve"> </w:t>
-      </w:r>
-      <w:r>
-        <w:t xml:space="preserve">- Docker</w:t>
-      </w:r>
-      <w:r>
-        <w:t xml:space="preserve"> </w:t>
-      </w:r>
-      <w:r>
-        <w:t xml:space="preserve">- Docker Compose</w:t>
-      </w:r>
-      <w:r>
-        <w:t xml:space="preserve"> </w:t>
-      </w:r>
-      <w:r>
-        <w:t xml:space="preserve">- Nginx</w:t>
+        <w:t>Infrastructure: - Docker - Docker Compose - Nginx</w:t>
       </w:r>
     </w:p>
     <w:p>
       <w:r>
         <w:pict>
-          <v:rect style="width:0;height:1.5pt" o:hralign="center" o:hrstd="t" o:hr="t"/>
+          <v:rect id="_x0000_i1033" style="width:0;height:1.5pt" o:hralign="center" o:hrstd="t" o:hr="t"/>
         </w:pict>
       </w:r>
     </w:p>
-    <w:bookmarkEnd w:id="59"/>
-    <w:bookmarkStart w:id="60" w:name="final-outcome"/>
     <w:p>
       <w:pPr>
         <w:pStyle w:val="Heading1"/>
       </w:pPr>
-      <w:r>
-        <w:t xml:space="preserve">🚀 Final Outcome</w:t>
-      </w:r>
-    </w:p>
-    <w:p>
-      <w:pPr>
-        <w:pStyle w:val="FirstParagraph"/>
-      </w:pPr>
-      <w:r>
-        <w:t xml:space="preserve">A fully functional AI-powered autonomous security monitoring and response system demonstrating:</w:t>
-      </w:r>
-      <w:r>
-        <w:t xml:space="preserve"> </w:t>
-      </w:r>
-      <w:r>
-        <w:t xml:space="preserve">- Backend engineering</w:t>
-      </w:r>
-      <w:r>
-        <w:t xml:space="preserve"> </w:t>
-      </w:r>
-      <w:r>
-        <w:t xml:space="preserve">- ML integration</w:t>
-      </w:r>
-      <w:r>
-        <w:t xml:space="preserve"> </w:t>
-      </w:r>
-      <w:r>
-        <w:t xml:space="preserve">- Security fundamentals</w:t>
-      </w:r>
-      <w:r>
-        <w:t xml:space="preserve"> </w:t>
-      </w:r>
-      <w:r>
-        <w:t xml:space="preserve">- Real-time monitoring</w:t>
-      </w:r>
-      <w:r>
-        <w:t xml:space="preserve"> </w:t>
-      </w:r>
-      <w:r>
-        <w:t xml:space="preserve">- Infrastructure orchestration</w:t>
+      <w:bookmarkStart w:id="40" w:name="final-outcome"/>
+      <w:bookmarkEnd w:id="39"/>
+      <w:r>
+        <w:t>🚀</w:t>
+      </w:r>
+      <w:r>
+        <w:t xml:space="preserve"> Final Outcome</w:t>
+      </w:r>
+    </w:p>
+    <w:p>
+      <w:pPr>
+        <w:pStyle w:val="FirstParagraph"/>
+      </w:pPr>
+      <w:r>
+        <w:t>A fully functional AI-powered autonomous security moni</w:t>
+      </w:r>
+      <w:r>
+        <w:t>toring and response system demonstrating: - Backend engineering - ML integration - Security fundamentals - Real-time monitoring - Infrastructure orchestration</w:t>
       </w:r>
     </w:p>
     <w:p>
       <w:r>
         <w:pict>
-          <v:rect style="width:0;height:1.5pt" o:hralign="center" o:hrstd="t" o:hr="t"/>
+          <v:rect id="_x0000_i1034" style="width:0;height:1.5pt" o:hralign="center" o:hrstd="t" o:hr="t"/>
         </w:pict>
       </w:r>
     </w:p>
@@ -1467,47 +1154,28 @@
         <w:pStyle w:val="FirstParagraph"/>
       </w:pPr>
       <w:r>
-        <w:t xml:space="preserve">End of 5-Week Plan.</w:t>
-      </w:r>
-    </w:p>
-    <w:bookmarkEnd w:id="60"/>
+        <w:t>End of 5-Week Plan.</w:t>
+      </w:r>
+      <w:bookmarkEnd w:id="40"/>
+    </w:p>
     <w:sectPr>
       <w:footnotePr>
         <w:numRestart w:val="eachSect"/>
       </w:footnotePr>
+      <w:pgSz w:w="12240" w:h="15840"/>
+      <w:pgMar w:top="1440" w:right="1440" w:bottom="1440" w:left="1440" w:header="720" w:footer="720" w:gutter="0"/>
+      <w:cols w:space="720"/>
     </w:sectPr>
   </w:body>
 </w:document>
 </file>
 
-<file path=word/comments.xml><?xml version="1.0" encoding="utf-8"?>
-<w:comments xmlns:w="http://schemas.openxmlformats.org/wordprocessingml/2006/main" xmlns:m="http://schemas.openxmlformats.org/officeDocument/2006/math" xmlns:r="http://schemas.openxmlformats.org/officeDocument/2006/relationships" xmlns:o="urn:schemas-microsoft-com:office:office" xmlns:v="urn:schemas-microsoft-com:vml" xmlns:w10="urn:schemas-microsoft-com:office:word" xmlns:a="http://schemas.openxmlformats.org/drawingml/2006/main" xmlns:pic="http://schemas.openxmlformats.org/drawingml/2006/picture" xmlns:wp="http://schemas.openxmlformats.org/drawingml/2006/wordprocessingDrawing"/>
-</file>
-
-<file path=word/footnotes.xml><?xml version="1.0" encoding="utf-8"?>
-<w:footnotes xmlns:w="http://schemas.openxmlformats.org/wordprocessingml/2006/main" xmlns:m="http://schemas.openxmlformats.org/officeDocument/2006/math" xmlns:r="http://schemas.openxmlformats.org/officeDocument/2006/relationships" xmlns:o="urn:schemas-microsoft-com:office:office" xmlns:v="urn:schemas-microsoft-com:vml" xmlns:w10="urn:schemas-microsoft-com:office:word" xmlns:a="http://schemas.openxmlformats.org/drawingml/2006/main" xmlns:pic="http://schemas.openxmlformats.org/drawingml/2006/picture" xmlns:wp="http://schemas.openxmlformats.org/drawingml/2006/wordprocessingDrawing">
-  <w:footnote w:type="continuationSeparator" w:id="0">
-    <w:p>
-      <w:r>
-        <w:continuationSeparator/>
-      </w:r>
-    </w:p>
-  </w:footnote>
-  <w:footnote w:type="separator" w:id="-1">
-    <w:p>
-      <w:r>
-        <w:separator/>
-      </w:r>
-    </w:p>
-  </w:footnote>
-</w:footnotes>
-</file>
-
 <file path=word/numbering.xml><?xml version="1.0" encoding="utf-8"?>
-<w:numbering xmlns:w="http://schemas.openxmlformats.org/wordprocessingml/2006/main">
-  <w:abstractNum w:abstractNumId="990">
+<w:numbering xmlns:ve="http://schemas.openxmlformats.org/markup-compatibility/2006" xmlns:o="urn:schemas-microsoft-com:office:office" xmlns:r="http://schemas.openxmlformats.org/officeDocument/2006/relationships" xmlns:m="http://schemas.openxmlformats.org/officeDocument/2006/math" xmlns:v="urn:schemas-microsoft-com:vml" xmlns:wp="http://schemas.openxmlformats.org/drawingml/2006/wordprocessingDrawing" xmlns:w10="urn:schemas-microsoft-com:office:word" xmlns:w="http://schemas.openxmlformats.org/wordprocessingml/2006/main" xmlns:wne="http://schemas.microsoft.com/office/word/2006/wordml">
+  <w:abstractNum w:abstractNumId="0">
     <w:nsid w:val="0000A990"/>
     <w:multiLevelType w:val="multilevel"/>
+    <w:tmpl w:val="EAEE460A"/>
     <w:lvl w:ilvl="0">
       <w:numFmt w:val="bullet"/>
       <w:lvlText w:val=" "/>
@@ -1581,9 +1249,10 @@
       </w:pPr>
     </w:lvl>
   </w:abstractNum>
-  <w:abstractNum w:abstractNumId="991">
+  <w:abstractNum w:abstractNumId="1">
     <w:nsid w:val="0000A991"/>
     <w:multiLevelType w:val="multilevel"/>
+    <w:tmpl w:val="592A0B1A"/>
     <w:lvl w:ilvl="0">
       <w:numFmt w:val="bullet"/>
       <w:lvlText w:val=""/>
@@ -1684,29 +1353,29 @@
       </w:rPr>
     </w:lvl>
   </w:abstractNum>
-  <w:num w:numId="1000">
-    <w:abstractNumId w:val="990"/>
+  <w:num w:numId="1">
+    <w:abstractNumId w:val="0"/>
   </w:num>
-  <w:num w:numId="1001">
-    <w:abstractNumId w:val="991"/>
+  <w:num w:numId="2">
+    <w:abstractNumId w:val="1"/>
   </w:num>
-  <w:num w:numId="1002">
-    <w:abstractNumId w:val="991"/>
+  <w:num w:numId="3">
+    <w:abstractNumId w:val="1"/>
   </w:num>
-  <w:num w:numId="1003">
-    <w:abstractNumId w:val="991"/>
+  <w:num w:numId="4">
+    <w:abstractNumId w:val="1"/>
   </w:num>
-  <w:num w:numId="1004">
-    <w:abstractNumId w:val="991"/>
+  <w:num w:numId="5">
+    <w:abstractNumId w:val="1"/>
   </w:num>
-  <w:num w:numId="1005">
-    <w:abstractNumId w:val="991"/>
+  <w:num w:numId="6">
+    <w:abstractNumId w:val="1"/>
   </w:num>
-  <w:num w:numId="1006">
-    <w:abstractNumId w:val="991"/>
+  <w:num w:numId="7">
+    <w:abstractNumId w:val="1"/>
   </w:num>
-  <w:num w:numId="1007">
-    <w:abstractNumId w:val="991"/>
+  <w:num w:numId="8">
+    <w:abstractNumId w:val="1"/>
   </w:num>
 </w:numbering>
 </file>
@@ -1716,10 +1385,10 @@
   <w:docDefaults>
     <w:rPrDefault>
       <w:rPr>
-        <w:rFonts w:asciiTheme="minorHAnsi" w:cstheme="minorBidi" w:eastAsiaTheme="minorHAnsi" w:hAnsiTheme="minorHAnsi"/>
+        <w:rFonts w:asciiTheme="minorHAnsi" w:eastAsiaTheme="minorHAnsi" w:hAnsiTheme="minorHAnsi" w:cstheme="minorBidi"/>
         <w:sz w:val="24"/>
         <w:szCs w:val="24"/>
-        <w:lang w:bidi="ar-SA" w:eastAsia="en-US" w:val="en-US"/>
+        <w:lang w:val="en-US" w:eastAsia="en-US" w:bidi="ar-SA"/>
       </w:rPr>
     </w:rPrDefault>
     <w:pPrDefault>
@@ -1728,164 +1397,13 @@
       </w:pPr>
     </w:pPrDefault>
   </w:docDefaults>
-  <w:latentStyles w:count="276" w:defLockedState="0" w:defQFormat="0" w:defSemiHidden="0" w:defUIPriority="0" w:defUnhideWhenUsed="0"/>
-  <w:style w:default="1" w:styleId="Normal" w:type="paragraph">
+  <w:latentStyles w:defLockedState="0" w:defUIPriority="0" w:defSemiHidden="0" w:defUnhideWhenUsed="0" w:defQFormat="0" w:count="267"/>
+  <w:style w:type="paragraph" w:default="1" w:styleId="Normal">
     <w:name w:val="Normal"/>
     <w:qFormat/>
-  </w:style>
-  <w:style w:styleId="BodyText" w:type="paragraph">
-    <w:name w:val="Body Text"/>
-    <w:basedOn w:val="Normal"/>
-    <w:link w:val="BodyTextChar"/>
-    <w:qFormat/>
-    <w:pPr>
-      <w:spacing w:after="180" w:before="180"/>
-    </w:pPr>
-  </w:style>
-  <w:style w:customStyle="1" w:styleId="FirstParagraph" w:type="paragraph">
-    <w:name w:val="First Paragraph"/>
-    <w:basedOn w:val="BodyText"/>
-    <w:next w:val="BodyText"/>
-    <w:qFormat/>
-  </w:style>
-  <w:style w:customStyle="1" w:styleId="Compact" w:type="paragraph">
-    <w:name w:val="Compact"/>
-    <w:basedOn w:val="BodyText"/>
-    <w:qFormat/>
-    <w:pPr>
-      <w:spacing w:after="36" w:before="36"/>
-    </w:pPr>
-  </w:style>
-  <w:style w:styleId="Title" w:type="paragraph">
-    <w:name w:val="Title"/>
-    <w:basedOn w:val="Normal"/>
-    <w:next w:val="BodyText"/>
-    <w:link w:val="TitleChar"/>
-    <w:uiPriority w:val="10"/>
-    <w:qFormat/>
-    <w:rsid w:val="00A10FD9"/>
-    <w:pPr>
-      <w:spacing w:after="80" w:line="240" w:lineRule="auto"/>
-      <w:contextualSpacing/>
-      <w:jc w:val="center"/>
-    </w:pPr>
-    <w:rPr>
-      <w:rFonts w:asciiTheme="majorHAnsi" w:cstheme="majorBidi" w:eastAsiaTheme="majorEastAsia" w:hAnsiTheme="majorHAnsi"/>
-      <w:spacing w:val="-10"/>
-      <w:kern w:val="28"/>
-      <w:sz w:val="56"/>
-      <w:szCs w:val="56"/>
-    </w:rPr>
-  </w:style>
-  <w:style w:customStyle="1" w:styleId="TitleChar" w:type="character">
-    <w:name w:val="Title Char"/>
-    <w:basedOn w:val="DefaultParagraphFont"/>
-    <w:link w:val="Title"/>
-    <w:uiPriority w:val="10"/>
-    <w:rsid w:val="00A10FD9"/>
-    <w:rPr>
-      <w:rFonts w:asciiTheme="majorHAnsi" w:cstheme="majorBidi" w:eastAsiaTheme="majorEastAsia" w:hAnsiTheme="majorHAnsi"/>
-      <w:spacing w:val="-10"/>
-      <w:kern w:val="28"/>
-      <w:sz w:val="56"/>
-      <w:szCs w:val="56"/>
-    </w:rPr>
-  </w:style>
-  <w:style w:styleId="Subtitle" w:type="paragraph">
-    <w:name w:val="Subtitle"/>
-    <w:basedOn w:val="Title"/>
-    <w:next w:val="BodyText"/>
-    <w:link w:val="SubtitleChar"/>
-    <w:uiPriority w:val="11"/>
-    <w:qFormat/>
-    <w:rsid w:val="00A10FD9"/>
-    <w:pPr>
-      <w:numPr>
-        <w:ilvl w:val="1"/>
-      </w:numPr>
-    </w:pPr>
-    <w:rPr>
-      <w:rFonts w:cstheme="majorBidi" w:eastAsiaTheme="majorEastAsia"/>
-      <w:spacing w:val="15"/>
-      <w:sz w:val="28"/>
-      <w:szCs w:val="28"/>
-    </w:rPr>
-  </w:style>
-  <w:style w:customStyle="1" w:styleId="SubtitleChar" w:type="character">
-    <w:name w:val="Subtitle Char"/>
-    <w:basedOn w:val="DefaultParagraphFont"/>
-    <w:link w:val="Subtitle"/>
-    <w:uiPriority w:val="11"/>
-    <w:rsid w:val="00A10FD9"/>
-    <w:rPr>
-      <w:rFonts w:cstheme="majorBidi" w:eastAsiaTheme="majorEastAsia"/>
-      <w:color w:themeColor="text1" w:themeTint="A6" w:val="595959"/>
-      <w:spacing w:val="15"/>
-      <w:sz w:val="28"/>
-      <w:szCs w:val="28"/>
-    </w:rPr>
-  </w:style>
-  <w:style w:customStyle="1" w:styleId="Author" w:type="paragraph">
-    <w:name w:val="Author"/>
-    <w:next w:val="BodyText"/>
-    <w:qFormat/>
-    <w:pPr>
-      <w:keepNext/>
-      <w:keepLines/>
-      <w:jc w:val="center"/>
-    </w:pPr>
-  </w:style>
-  <w:style w:styleId="Date" w:type="paragraph">
-    <w:name w:val="Date"/>
-    <w:next w:val="BodyText"/>
-    <w:qFormat/>
-    <w:pPr>
-      <w:keepNext/>
-      <w:keepLines/>
-      <w:jc w:val="center"/>
-    </w:pPr>
-  </w:style>
-  <w:style w:customStyle="1" w:styleId="AbstractTitle" w:type="paragraph">
-    <w:name w:val="Abstract Title"/>
-    <w:basedOn w:val="Normal"/>
-    <w:next w:val="Abstract"/>
-    <w:qFormat/>
-    <w:pPr>
-      <w:keepNext/>
-      <w:keepLines/>
-      <w:spacing w:after="0" w:before="300"/>
-      <w:jc w:val="center"/>
-    </w:pPr>
-    <w:rPr>
-      <w:b/>
-      <w:sz w:val="20"/>
-      <w:szCs w:val="20"/>
-    </w:rPr>
-  </w:style>
-  <w:style w:customStyle="1" w:styleId="Abstract" w:type="paragraph">
-    <w:name w:val="Abstract"/>
-    <w:basedOn w:val="Normal"/>
-    <w:next w:val="BodyText"/>
-    <w:qFormat/>
-    <w:pPr>
-      <w:keepNext/>
-      <w:keepLines/>
-      <w:spacing w:after="300" w:before="100"/>
-    </w:pPr>
-    <w:rPr>
-      <w:sz w:val="20"/>
-      <w:szCs w:val="20"/>
-    </w:rPr>
-  </w:style>
-  <w:style w:styleId="Bibliography" w:type="paragraph">
-    <w:name w:val="Bibliography"/>
-    <w:basedOn w:val="Normal"/>
-    <w:next w:val="Bibliography"/>
-    <w:qFormat/>
-    <w:pPr/>
-    <w:rPr/>
-  </w:style>
-  <w:style w:styleId="Heading1" w:type="paragraph">
+    <w:rsid w:val="00A9711C"/>
+  </w:style>
+  <w:style w:type="paragraph" w:styleId="Heading1">
     <w:name w:val="heading 1"/>
     <w:basedOn w:val="Normal"/>
     <w:next w:val="BodyText"/>
@@ -1896,17 +1414,17 @@
     <w:pPr>
       <w:keepNext/>
       <w:keepLines/>
-      <w:spacing w:after="80" w:before="360"/>
+      <w:spacing w:before="360" w:after="80"/>
       <w:outlineLvl w:val="0"/>
     </w:pPr>
     <w:rPr>
-      <w:rFonts w:asciiTheme="majorHAnsi" w:cstheme="majorBidi" w:eastAsiaTheme="majorEastAsia" w:hAnsiTheme="majorHAnsi"/>
-      <w:color w:themeColor="accent1" w:themeShade="BF" w:val="0F4761"/>
+      <w:rFonts w:asciiTheme="majorHAnsi" w:eastAsiaTheme="majorEastAsia" w:hAnsiTheme="majorHAnsi" w:cstheme="majorBidi"/>
+      <w:color w:val="0F4761" w:themeColor="accent1" w:themeShade="BF"/>
       <w:sz w:val="40"/>
       <w:szCs w:val="40"/>
     </w:rPr>
   </w:style>
-  <w:style w:styleId="Heading2" w:type="paragraph">
+  <w:style w:type="paragraph" w:styleId="Heading2">
     <w:name w:val="heading 2"/>
     <w:basedOn w:val="Normal"/>
     <w:next w:val="BodyText"/>
@@ -1919,17 +1437,17 @@
     <w:pPr>
       <w:keepNext/>
       <w:keepLines/>
-      <w:spacing w:after="80" w:before="160"/>
+      <w:spacing w:before="160" w:after="80"/>
       <w:outlineLvl w:val="1"/>
     </w:pPr>
     <w:rPr>
-      <w:rFonts w:asciiTheme="majorHAnsi" w:cstheme="majorBidi" w:eastAsiaTheme="majorEastAsia" w:hAnsiTheme="majorHAnsi"/>
-      <w:color w:themeColor="accent1" w:themeShade="BF" w:val="0F4761"/>
+      <w:rFonts w:asciiTheme="majorHAnsi" w:eastAsiaTheme="majorEastAsia" w:hAnsiTheme="majorHAnsi" w:cstheme="majorBidi"/>
+      <w:color w:val="0F4761" w:themeColor="accent1" w:themeShade="BF"/>
       <w:sz w:val="32"/>
       <w:szCs w:val="32"/>
     </w:rPr>
   </w:style>
-  <w:style w:styleId="Heading3" w:type="paragraph">
+  <w:style w:type="paragraph" w:styleId="Heading3">
     <w:name w:val="heading 3"/>
     <w:basedOn w:val="Normal"/>
     <w:next w:val="BodyText"/>
@@ -1942,17 +1460,17 @@
     <w:pPr>
       <w:keepNext/>
       <w:keepLines/>
-      <w:spacing w:after="80" w:before="160"/>
+      <w:spacing w:before="160" w:after="80"/>
       <w:outlineLvl w:val="2"/>
     </w:pPr>
     <w:rPr>
-      <w:rFonts w:cstheme="majorBidi" w:eastAsiaTheme="majorEastAsia"/>
-      <w:color w:themeColor="accent1" w:themeShade="BF" w:val="0F4761"/>
+      <w:rFonts w:eastAsiaTheme="majorEastAsia" w:cstheme="majorBidi"/>
+      <w:color w:val="0F4761" w:themeColor="accent1" w:themeShade="BF"/>
       <w:sz w:val="28"/>
       <w:szCs w:val="28"/>
     </w:rPr>
   </w:style>
-  <w:style w:styleId="Heading4" w:type="paragraph">
+  <w:style w:type="paragraph" w:styleId="Heading4">
     <w:name w:val="heading 4"/>
     <w:basedOn w:val="Normal"/>
     <w:next w:val="BodyText"/>
@@ -1965,17 +1483,17 @@
     <w:pPr>
       <w:keepNext/>
       <w:keepLines/>
-      <w:spacing w:after="40" w:before="80"/>
+      <w:spacing w:before="80" w:after="40"/>
       <w:outlineLvl w:val="3"/>
     </w:pPr>
     <w:rPr>
-      <w:rFonts w:cstheme="majorBidi" w:eastAsiaTheme="majorEastAsia"/>
+      <w:rFonts w:eastAsiaTheme="majorEastAsia" w:cstheme="majorBidi"/>
       <w:i/>
       <w:iCs/>
-      <w:color w:themeColor="accent1" w:themeShade="BF" w:val="0F4761"/>
-    </w:rPr>
-  </w:style>
-  <w:style w:styleId="Heading5" w:type="paragraph">
+      <w:color w:val="0F4761" w:themeColor="accent1" w:themeShade="BF"/>
+    </w:rPr>
+  </w:style>
+  <w:style w:type="paragraph" w:styleId="Heading5">
     <w:name w:val="heading 5"/>
     <w:basedOn w:val="Normal"/>
     <w:next w:val="BodyText"/>
@@ -1988,15 +1506,15 @@
     <w:pPr>
       <w:keepNext/>
       <w:keepLines/>
-      <w:spacing w:after="40" w:before="80"/>
+      <w:spacing w:before="80" w:after="40"/>
       <w:outlineLvl w:val="4"/>
     </w:pPr>
     <w:rPr>
-      <w:rFonts w:cstheme="majorBidi" w:eastAsiaTheme="majorEastAsia"/>
-      <w:color w:themeColor="accent1" w:themeShade="BF" w:val="0F4761"/>
-    </w:rPr>
-  </w:style>
-  <w:style w:styleId="Heading6" w:type="paragraph">
+      <w:rFonts w:eastAsiaTheme="majorEastAsia" w:cstheme="majorBidi"/>
+      <w:color w:val="0F4761" w:themeColor="accent1" w:themeShade="BF"/>
+    </w:rPr>
+  </w:style>
+  <w:style w:type="paragraph" w:styleId="Heading6">
     <w:name w:val="heading 6"/>
     <w:basedOn w:val="Normal"/>
     <w:next w:val="BodyText"/>
@@ -2009,17 +1527,17 @@
     <w:pPr>
       <w:keepNext/>
       <w:keepLines/>
-      <w:spacing w:after="0" w:before="40"/>
+      <w:spacing w:before="40" w:after="0"/>
       <w:outlineLvl w:val="5"/>
     </w:pPr>
     <w:rPr>
-      <w:rFonts w:cstheme="majorBidi" w:eastAsiaTheme="majorEastAsia"/>
+      <w:rFonts w:eastAsiaTheme="majorEastAsia" w:cstheme="majorBidi"/>
       <w:i/>
       <w:iCs/>
-      <w:color w:themeColor="text1" w:themeTint="A6" w:val="595959"/>
-    </w:rPr>
-  </w:style>
-  <w:style w:styleId="Heading7" w:type="paragraph">
+      <w:color w:val="595959" w:themeColor="text1" w:themeTint="A6"/>
+    </w:rPr>
+  </w:style>
+  <w:style w:type="paragraph" w:styleId="Heading7">
     <w:name w:val="heading 7"/>
     <w:basedOn w:val="Normal"/>
     <w:next w:val="BodyText"/>
@@ -2032,15 +1550,15 @@
     <w:pPr>
       <w:keepNext/>
       <w:keepLines/>
-      <w:spacing w:after="0" w:before="40"/>
+      <w:spacing w:before="40" w:after="0"/>
       <w:outlineLvl w:val="6"/>
     </w:pPr>
     <w:rPr>
-      <w:rFonts w:cstheme="majorBidi" w:eastAsiaTheme="majorEastAsia"/>
-      <w:color w:themeColor="text1" w:themeTint="A6" w:val="595959"/>
-    </w:rPr>
-  </w:style>
-  <w:style w:styleId="Heading8" w:type="paragraph">
+      <w:rFonts w:eastAsiaTheme="majorEastAsia" w:cstheme="majorBidi"/>
+      <w:color w:val="595959" w:themeColor="text1" w:themeTint="A6"/>
+    </w:rPr>
+  </w:style>
+  <w:style w:type="paragraph" w:styleId="Heading8">
     <w:name w:val="heading 8"/>
     <w:basedOn w:val="Normal"/>
     <w:next w:val="BodyText"/>
@@ -2057,13 +1575,13 @@
       <w:outlineLvl w:val="7"/>
     </w:pPr>
     <w:rPr>
-      <w:rFonts w:cstheme="majorBidi" w:eastAsiaTheme="majorEastAsia"/>
+      <w:rFonts w:eastAsiaTheme="majorEastAsia" w:cstheme="majorBidi"/>
       <w:i/>
       <w:iCs/>
-      <w:color w:themeColor="text1" w:themeTint="D8" w:val="272727"/>
-    </w:rPr>
-  </w:style>
-  <w:style w:styleId="Heading9" w:type="paragraph">
+      <w:color w:val="272727" w:themeColor="text1" w:themeTint="D8"/>
+    </w:rPr>
+  </w:style>
+  <w:style w:type="paragraph" w:styleId="Heading9">
     <w:name w:val="heading 9"/>
     <w:basedOn w:val="Normal"/>
     <w:next w:val="BodyText"/>
@@ -2080,24 +1598,208 @@
       <w:outlineLvl w:val="8"/>
     </w:pPr>
     <w:rPr>
-      <w:rFonts w:cstheme="majorBidi" w:eastAsiaTheme="majorEastAsia"/>
-      <w:color w:themeColor="text1" w:themeTint="D8" w:val="272727"/>
-    </w:rPr>
-  </w:style>
-  <w:style w:customStyle="1" w:styleId="Heading1Char" w:type="character">
+      <w:rFonts w:eastAsiaTheme="majorEastAsia" w:cstheme="majorBidi"/>
+      <w:color w:val="272727" w:themeColor="text1" w:themeTint="D8"/>
+    </w:rPr>
+  </w:style>
+  <w:style w:type="character" w:default="1" w:styleId="DefaultParagraphFont">
+    <w:name w:val="Default Paragraph Font"/>
+    <w:uiPriority w:val="1"/>
+    <w:semiHidden/>
+    <w:unhideWhenUsed/>
+  </w:style>
+  <w:style w:type="table" w:default="1" w:styleId="TableNormal">
+    <w:name w:val="Normal Table"/>
+    <w:uiPriority w:val="99"/>
+    <w:semiHidden/>
+    <w:unhideWhenUsed/>
+    <w:qFormat/>
+    <w:tblPr>
+      <w:tblInd w:w="0" w:type="dxa"/>
+      <w:tblCellMar>
+        <w:top w:w="0" w:type="dxa"/>
+        <w:left w:w="108" w:type="dxa"/>
+        <w:bottom w:w="0" w:type="dxa"/>
+        <w:right w:w="108" w:type="dxa"/>
+      </w:tblCellMar>
+    </w:tblPr>
+  </w:style>
+  <w:style w:type="numbering" w:default="1" w:styleId="NoList">
+    <w:name w:val="No List"/>
+    <w:uiPriority w:val="99"/>
+    <w:semiHidden/>
+    <w:unhideWhenUsed/>
+  </w:style>
+  <w:style w:type="paragraph" w:styleId="BodyText">
+    <w:name w:val="Body Text"/>
+    <w:basedOn w:val="Normal"/>
+    <w:link w:val="BodyTextChar"/>
+    <w:qFormat/>
+    <w:rsid w:val="00A9711C"/>
+    <w:pPr>
+      <w:spacing w:before="180" w:after="180"/>
+    </w:pPr>
+  </w:style>
+  <w:style w:type="paragraph" w:customStyle="1" w:styleId="FirstParagraph">
+    <w:name w:val="First Paragraph"/>
+    <w:basedOn w:val="BodyText"/>
+    <w:next w:val="BodyText"/>
+    <w:qFormat/>
+    <w:rsid w:val="00A9711C"/>
+  </w:style>
+  <w:style w:type="paragraph" w:customStyle="1" w:styleId="Compact">
+    <w:name w:val="Compact"/>
+    <w:basedOn w:val="BodyText"/>
+    <w:qFormat/>
+    <w:rsid w:val="00A9711C"/>
+    <w:pPr>
+      <w:spacing w:before="36" w:after="36"/>
+    </w:pPr>
+  </w:style>
+  <w:style w:type="paragraph" w:styleId="Title">
+    <w:name w:val="Title"/>
+    <w:basedOn w:val="Normal"/>
+    <w:next w:val="BodyText"/>
+    <w:link w:val="TitleChar"/>
+    <w:uiPriority w:val="10"/>
+    <w:qFormat/>
+    <w:rsid w:val="00A10FD9"/>
+    <w:pPr>
+      <w:spacing w:after="80"/>
+      <w:contextualSpacing/>
+      <w:jc w:val="center"/>
+    </w:pPr>
+    <w:rPr>
+      <w:rFonts w:asciiTheme="majorHAnsi" w:eastAsiaTheme="majorEastAsia" w:hAnsiTheme="majorHAnsi" w:cstheme="majorBidi"/>
+      <w:spacing w:val="-10"/>
+      <w:kern w:val="28"/>
+      <w:sz w:val="56"/>
+      <w:szCs w:val="56"/>
+    </w:rPr>
+  </w:style>
+  <w:style w:type="character" w:customStyle="1" w:styleId="TitleChar">
+    <w:name w:val="Title Char"/>
+    <w:basedOn w:val="DefaultParagraphFont"/>
+    <w:link w:val="Title"/>
+    <w:uiPriority w:val="10"/>
+    <w:rsid w:val="00A10FD9"/>
+    <w:rPr>
+      <w:rFonts w:asciiTheme="majorHAnsi" w:eastAsiaTheme="majorEastAsia" w:hAnsiTheme="majorHAnsi" w:cstheme="majorBidi"/>
+      <w:spacing w:val="-10"/>
+      <w:kern w:val="28"/>
+      <w:sz w:val="56"/>
+      <w:szCs w:val="56"/>
+    </w:rPr>
+  </w:style>
+  <w:style w:type="paragraph" w:styleId="Subtitle">
+    <w:name w:val="Subtitle"/>
+    <w:basedOn w:val="Title"/>
+    <w:next w:val="BodyText"/>
+    <w:link w:val="SubtitleChar"/>
+    <w:uiPriority w:val="11"/>
+    <w:qFormat/>
+    <w:rsid w:val="00A10FD9"/>
+    <w:pPr>
+      <w:numPr>
+        <w:ilvl w:val="1"/>
+      </w:numPr>
+    </w:pPr>
+    <w:rPr>
+      <w:spacing w:val="15"/>
+      <w:sz w:val="28"/>
+      <w:szCs w:val="28"/>
+    </w:rPr>
+  </w:style>
+  <w:style w:type="character" w:customStyle="1" w:styleId="SubtitleChar">
+    <w:name w:val="Subtitle Char"/>
+    <w:basedOn w:val="DefaultParagraphFont"/>
+    <w:link w:val="Subtitle"/>
+    <w:uiPriority w:val="11"/>
+    <w:rsid w:val="00A10FD9"/>
+    <w:rPr>
+      <w:rFonts w:eastAsiaTheme="majorEastAsia" w:cstheme="majorBidi"/>
+      <w:color w:val="595959" w:themeColor="text1" w:themeTint="A6"/>
+      <w:spacing w:val="15"/>
+      <w:sz w:val="28"/>
+      <w:szCs w:val="28"/>
+    </w:rPr>
+  </w:style>
+  <w:style w:type="paragraph" w:customStyle="1" w:styleId="Author">
+    <w:name w:val="Author"/>
+    <w:next w:val="BodyText"/>
+    <w:qFormat/>
+    <w:rsid w:val="00A9711C"/>
+    <w:pPr>
+      <w:keepNext/>
+      <w:keepLines/>
+      <w:jc w:val="center"/>
+    </w:pPr>
+  </w:style>
+  <w:style w:type="paragraph" w:styleId="Date">
+    <w:name w:val="Date"/>
+    <w:next w:val="BodyText"/>
+    <w:qFormat/>
+    <w:rsid w:val="00A9711C"/>
+    <w:pPr>
+      <w:keepNext/>
+      <w:keepLines/>
+      <w:jc w:val="center"/>
+    </w:pPr>
+  </w:style>
+  <w:style w:type="paragraph" w:customStyle="1" w:styleId="AbstractTitle">
+    <w:name w:val="Abstract Title"/>
+    <w:basedOn w:val="Normal"/>
+    <w:next w:val="Abstract"/>
+    <w:qFormat/>
+    <w:rsid w:val="00A9711C"/>
+    <w:pPr>
+      <w:keepNext/>
+      <w:keepLines/>
+      <w:spacing w:before="300" w:after="0"/>
+      <w:jc w:val="center"/>
+    </w:pPr>
+    <w:rPr>
+      <w:b/>
+      <w:sz w:val="20"/>
+      <w:szCs w:val="20"/>
+    </w:rPr>
+  </w:style>
+  <w:style w:type="paragraph" w:customStyle="1" w:styleId="Abstract">
+    <w:name w:val="Abstract"/>
+    <w:basedOn w:val="Normal"/>
+    <w:next w:val="BodyText"/>
+    <w:qFormat/>
+    <w:rsid w:val="00A9711C"/>
+    <w:pPr>
+      <w:keepNext/>
+      <w:keepLines/>
+      <w:spacing w:before="100" w:after="300"/>
+    </w:pPr>
+    <w:rPr>
+      <w:sz w:val="20"/>
+      <w:szCs w:val="20"/>
+    </w:rPr>
+  </w:style>
+  <w:style w:type="paragraph" w:styleId="Bibliography">
+    <w:name w:val="Bibliography"/>
+    <w:basedOn w:val="Normal"/>
+    <w:qFormat/>
+    <w:rsid w:val="00A9711C"/>
+  </w:style>
+  <w:style w:type="character" w:customStyle="1" w:styleId="Heading1Char">
     <w:name w:val="Heading 1 Char"/>
     <w:basedOn w:val="DefaultParagraphFont"/>
     <w:link w:val="Heading1"/>
     <w:uiPriority w:val="9"/>
     <w:rsid w:val="00A10FD9"/>
     <w:rPr>
-      <w:rFonts w:asciiTheme="majorHAnsi" w:cstheme="majorBidi" w:eastAsiaTheme="majorEastAsia" w:hAnsiTheme="majorHAnsi"/>
-      <w:color w:themeColor="accent1" w:themeShade="BF" w:val="0F4761"/>
+      <w:rFonts w:asciiTheme="majorHAnsi" w:eastAsiaTheme="majorEastAsia" w:hAnsiTheme="majorHAnsi" w:cstheme="majorBidi"/>
+      <w:color w:val="0F4761" w:themeColor="accent1" w:themeShade="BF"/>
       <w:sz w:val="40"/>
       <w:szCs w:val="40"/>
     </w:rPr>
   </w:style>
-  <w:style w:customStyle="1" w:styleId="Heading2Char" w:type="character">
+  <w:style w:type="character" w:customStyle="1" w:styleId="Heading2Char">
     <w:name w:val="Heading 2 Char"/>
     <w:basedOn w:val="DefaultParagraphFont"/>
     <w:link w:val="Heading2"/>
@@ -2105,13 +1807,13 @@
     <w:semiHidden/>
     <w:rsid w:val="00A10FD9"/>
     <w:rPr>
-      <w:rFonts w:asciiTheme="majorHAnsi" w:cstheme="majorBidi" w:eastAsiaTheme="majorEastAsia" w:hAnsiTheme="majorHAnsi"/>
-      <w:color w:themeColor="accent1" w:themeShade="BF" w:val="0F4761"/>
+      <w:rFonts w:asciiTheme="majorHAnsi" w:eastAsiaTheme="majorEastAsia" w:hAnsiTheme="majorHAnsi" w:cstheme="majorBidi"/>
+      <w:color w:val="0F4761" w:themeColor="accent1" w:themeShade="BF"/>
       <w:sz w:val="32"/>
       <w:szCs w:val="32"/>
     </w:rPr>
   </w:style>
-  <w:style w:customStyle="1" w:styleId="Heading3Char" w:type="character">
+  <w:style w:type="character" w:customStyle="1" w:styleId="Heading3Char">
     <w:name w:val="Heading 3 Char"/>
     <w:basedOn w:val="DefaultParagraphFont"/>
     <w:link w:val="Heading3"/>
@@ -2119,13 +1821,13 @@
     <w:semiHidden/>
     <w:rsid w:val="00A10FD9"/>
     <w:rPr>
-      <w:rFonts w:cstheme="majorBidi" w:eastAsiaTheme="majorEastAsia"/>
-      <w:color w:themeColor="accent1" w:themeShade="BF" w:val="0F4761"/>
+      <w:rFonts w:eastAsiaTheme="majorEastAsia" w:cstheme="majorBidi"/>
+      <w:color w:val="0F4761" w:themeColor="accent1" w:themeShade="BF"/>
       <w:sz w:val="28"/>
       <w:szCs w:val="28"/>
     </w:rPr>
   </w:style>
-  <w:style w:customStyle="1" w:styleId="Heading4Char" w:type="character">
+  <w:style w:type="character" w:customStyle="1" w:styleId="Heading4Char">
     <w:name w:val="Heading 4 Char"/>
     <w:basedOn w:val="DefaultParagraphFont"/>
     <w:link w:val="Heading4"/>
@@ -2133,13 +1835,13 @@
     <w:semiHidden/>
     <w:rsid w:val="00A10FD9"/>
     <w:rPr>
-      <w:rFonts w:cstheme="majorBidi" w:eastAsiaTheme="majorEastAsia"/>
+      <w:rFonts w:eastAsiaTheme="majorEastAsia" w:cstheme="majorBidi"/>
       <w:i/>
       <w:iCs/>
-      <w:color w:themeColor="accent1" w:themeShade="BF" w:val="0F4761"/>
-    </w:rPr>
-  </w:style>
-  <w:style w:customStyle="1" w:styleId="Heading5Char" w:type="character">
+      <w:color w:val="0F4761" w:themeColor="accent1" w:themeShade="BF"/>
+    </w:rPr>
+  </w:style>
+  <w:style w:type="character" w:customStyle="1" w:styleId="Heading5Char">
     <w:name w:val="Heading 5 Char"/>
     <w:basedOn w:val="DefaultParagraphFont"/>
     <w:link w:val="Heading5"/>
@@ -2147,11 +1849,11 @@
     <w:semiHidden/>
     <w:rsid w:val="00A10FD9"/>
     <w:rPr>
-      <w:rFonts w:cstheme="majorBidi" w:eastAsiaTheme="majorEastAsia"/>
-      <w:color w:themeColor="accent1" w:themeShade="BF" w:val="0F4761"/>
-    </w:rPr>
-  </w:style>
-  <w:style w:customStyle="1" w:styleId="Heading6Char" w:type="character">
+      <w:rFonts w:eastAsiaTheme="majorEastAsia" w:cstheme="majorBidi"/>
+      <w:color w:val="0F4761" w:themeColor="accent1" w:themeShade="BF"/>
+    </w:rPr>
+  </w:style>
+  <w:style w:type="character" w:customStyle="1" w:styleId="Heading6Char">
     <w:name w:val="Heading 6 Char"/>
     <w:basedOn w:val="DefaultParagraphFont"/>
     <w:link w:val="Heading6"/>
@@ -2159,13 +1861,13 @@
     <w:semiHidden/>
     <w:rsid w:val="00A10FD9"/>
     <w:rPr>
-      <w:rFonts w:cstheme="majorBidi" w:eastAsiaTheme="majorEastAsia"/>
+      <w:rFonts w:eastAsiaTheme="majorEastAsia" w:cstheme="majorBidi"/>
       <w:i/>
       <w:iCs/>
-      <w:color w:themeColor="text1" w:themeTint="A6" w:val="595959"/>
-    </w:rPr>
-  </w:style>
-  <w:style w:customStyle="1" w:styleId="Heading7Char" w:type="character">
+      <w:color w:val="595959" w:themeColor="text1" w:themeTint="A6"/>
+    </w:rPr>
+  </w:style>
+  <w:style w:type="character" w:customStyle="1" w:styleId="Heading7Char">
     <w:name w:val="Heading 7 Char"/>
     <w:basedOn w:val="DefaultParagraphFont"/>
     <w:link w:val="Heading7"/>
@@ -2173,11 +1875,11 @@
     <w:semiHidden/>
     <w:rsid w:val="00A10FD9"/>
     <w:rPr>
-      <w:rFonts w:cstheme="majorBidi" w:eastAsiaTheme="majorEastAsia"/>
-      <w:color w:themeColor="text1" w:themeTint="A6" w:val="595959"/>
-    </w:rPr>
-  </w:style>
-  <w:style w:customStyle="1" w:styleId="Heading8Char" w:type="character">
+      <w:rFonts w:eastAsiaTheme="majorEastAsia" w:cstheme="majorBidi"/>
+      <w:color w:val="595959" w:themeColor="text1" w:themeTint="A6"/>
+    </w:rPr>
+  </w:style>
+  <w:style w:type="character" w:customStyle="1" w:styleId="Heading8Char">
     <w:name w:val="Heading 8 Char"/>
     <w:basedOn w:val="DefaultParagraphFont"/>
     <w:link w:val="Heading8"/>
@@ -2185,13 +1887,13 @@
     <w:semiHidden/>
     <w:rsid w:val="00A10FD9"/>
     <w:rPr>
-      <w:rFonts w:cstheme="majorBidi" w:eastAsiaTheme="majorEastAsia"/>
+      <w:rFonts w:eastAsiaTheme="majorEastAsia" w:cstheme="majorBidi"/>
       <w:i/>
       <w:iCs/>
-      <w:color w:themeColor="text1" w:themeTint="D8" w:val="272727"/>
-    </w:rPr>
-  </w:style>
-  <w:style w:customStyle="1" w:styleId="Heading9Char" w:type="character">
+      <w:color w:val="272727" w:themeColor="text1" w:themeTint="D8"/>
+    </w:rPr>
+  </w:style>
+  <w:style w:type="character" w:customStyle="1" w:styleId="Heading9Char">
     <w:name w:val="Heading 9 Char"/>
     <w:basedOn w:val="DefaultParagraphFont"/>
     <w:link w:val="Heading9"/>
@@ -2199,82 +1901,79 @@
     <w:semiHidden/>
     <w:rsid w:val="00A10FD9"/>
     <w:rPr>
-      <w:rFonts w:cstheme="majorBidi" w:eastAsiaTheme="majorEastAsia"/>
-      <w:color w:themeColor="text1" w:themeTint="D8" w:val="272727"/>
-    </w:rPr>
-  </w:style>
-  <w:style w:styleId="BlockText" w:type="paragraph">
+      <w:rFonts w:eastAsiaTheme="majorEastAsia" w:cstheme="majorBidi"/>
+      <w:color w:val="272727" w:themeColor="text1" w:themeTint="D8"/>
+    </w:rPr>
+  </w:style>
+  <w:style w:type="paragraph" w:styleId="BlockText">
     <w:name w:val="Block Text"/>
     <w:basedOn w:val="BodyText"/>
     <w:next w:val="BodyText"/>
     <w:uiPriority w:val="9"/>
     <w:unhideWhenUsed/>
     <w:qFormat/>
+    <w:rsid w:val="00A9711C"/>
     <w:pPr>
-      <w:spacing w:after="100" w:before="100"/>
-      <w:ind w:firstLine="0" w:left="480" w:right="480"/>
+      <w:spacing w:before="100" w:after="100"/>
+      <w:ind w:left="480" w:right="480"/>
     </w:pPr>
   </w:style>
-  <w:style w:styleId="FootnoteText" w:type="paragraph">
-    <w:name w:val="Footnote Text"/>
+  <w:style w:type="paragraph" w:styleId="FootnoteText">
+    <w:name w:val="footnote text"/>
     <w:basedOn w:val="Normal"/>
-    <w:next w:val="FootnoteText"/>
     <w:uiPriority w:val="9"/>
     <w:unhideWhenUsed/>
     <w:qFormat/>
-  </w:style>
-  <w:style w:styleId="FootnoteBlockText" w:type="paragraph">
+    <w:rsid w:val="00A9711C"/>
+  </w:style>
+  <w:style w:type="paragraph" w:customStyle="1" w:styleId="FootnoteBlockText">
     <w:name w:val="Footnote Block Text"/>
     <w:basedOn w:val="FootnoteText"/>
     <w:next w:val="FootnoteText"/>
     <w:uiPriority w:val="9"/>
     <w:unhideWhenUsed/>
     <w:qFormat/>
+    <w:rsid w:val="00A9711C"/>
     <w:pPr>
-      <w:spacing w:after="100" w:before="100"/>
-      <w:ind w:firstLine="0" w:left="480" w:right="480"/>
+      <w:spacing w:before="100" w:after="100"/>
+      <w:ind w:left="480" w:right="480"/>
     </w:pPr>
   </w:style>
-  <w:style w:default="1" w:styleId="DefaultParagraphFont" w:type="character">
-    <w:name w:val="Default Paragraph Font"/>
-    <w:semiHidden/>
-    <w:unhideWhenUsed/>
-  </w:style>
-  <w:style w:default="1" w:styleId="Table" w:type="table">
+  <w:style w:type="table" w:customStyle="1" w:styleId="Table">
     <w:name w:val="Table"/>
-    <w:basedOn w:val="TableNormal"/>
     <w:semiHidden/>
     <w:unhideWhenUsed/>
     <w:qFormat/>
+    <w:rsid w:val="00A9711C"/>
     <w:tblPr>
-      <w:tblInd w:type="dxa" w:w="0"/>
+      <w:tblInd w:w="0" w:type="dxa"/>
       <w:tblCellMar>
-        <w:top w:type="dxa" w:w="0"/>
-        <w:left w:type="dxa" w:w="108"/>
-        <w:bottom w:type="dxa" w:w="0"/>
-        <w:right w:type="dxa" w:w="108"/>
+        <w:top w:w="0" w:type="dxa"/>
+        <w:left w:w="108" w:type="dxa"/>
+        <w:bottom w:w="0" w:type="dxa"/>
+        <w:right w:w="108" w:type="dxa"/>
       </w:tblCellMar>
     </w:tblPr>
     <w:tblStylePr w:type="firstRow">
       <w:tblPr>
         <w:jc w:val="left"/>
-        <w:tblInd w:type="dxa" w:w="0"/>
       </w:tblPr>
       <w:trPr>
         <w:jc w:val="left"/>
       </w:trPr>
       <w:tcPr>
         <w:tcBorders>
-          <w:bottom w:val="single"/>
+          <w:bottom w:val="single" w:sz="0" w:space="0" w:color="auto"/>
         </w:tcBorders>
         <w:vAlign w:val="bottom"/>
       </w:tcPr>
     </w:tblStylePr>
   </w:style>
-  <w:style w:customStyle="1" w:styleId="DefinitionTerm" w:type="paragraph">
+  <w:style w:type="paragraph" w:customStyle="1" w:styleId="DefinitionTerm">
     <w:name w:val="Definition Term"/>
     <w:basedOn w:val="Normal"/>
     <w:next w:val="Definition"/>
+    <w:rsid w:val="00A9711C"/>
     <w:pPr>
       <w:keepNext/>
       <w:keepLines/>
@@ -2284,103 +1983,112 @@
       <w:b/>
     </w:rPr>
   </w:style>
-  <w:style w:customStyle="1" w:styleId="Definition" w:type="paragraph">
+  <w:style w:type="paragraph" w:customStyle="1" w:styleId="Definition">
     <w:name w:val="Definition"/>
     <w:basedOn w:val="Normal"/>
-  </w:style>
-  <w:style w:styleId="Caption" w:type="paragraph">
-    <w:name w:val="Caption"/>
+    <w:rsid w:val="00A9711C"/>
+  </w:style>
+  <w:style w:type="paragraph" w:styleId="Caption">
+    <w:name w:val="caption"/>
     <w:basedOn w:val="Normal"/>
     <w:link w:val="BodyTextChar"/>
+    <w:rsid w:val="00A9711C"/>
     <w:pPr>
-      <w:spacing w:after="120" w:before="0"/>
+      <w:spacing w:after="120"/>
     </w:pPr>
     <w:rPr>
       <w:i/>
     </w:rPr>
   </w:style>
-  <w:style w:customStyle="1" w:styleId="TableCaption" w:type="paragraph">
+  <w:style w:type="paragraph" w:customStyle="1" w:styleId="TableCaption">
     <w:name w:val="Table Caption"/>
     <w:basedOn w:val="Caption"/>
+    <w:rsid w:val="00A9711C"/>
     <w:pPr>
       <w:keepNext/>
     </w:pPr>
   </w:style>
-  <w:style w:customStyle="1" w:styleId="ImageCaption" w:type="paragraph">
+  <w:style w:type="paragraph" w:customStyle="1" w:styleId="ImageCaption">
     <w:name w:val="Image Caption"/>
     <w:basedOn w:val="Caption"/>
-  </w:style>
-  <w:style w:customStyle="1" w:styleId="Figure" w:type="paragraph">
+    <w:rsid w:val="00A9711C"/>
+  </w:style>
+  <w:style w:type="paragraph" w:customStyle="1" w:styleId="Figure">
     <w:name w:val="Figure"/>
     <w:basedOn w:val="Normal"/>
-  </w:style>
-  <w:style w:customStyle="1" w:styleId="CaptionedFigure" w:type="paragraph">
+    <w:rsid w:val="00A9711C"/>
+  </w:style>
+  <w:style w:type="paragraph" w:customStyle="1" w:styleId="CaptionedFigure">
     <w:name w:val="Captioned Figure"/>
     <w:basedOn w:val="Figure"/>
+    <w:rsid w:val="00A9711C"/>
     <w:pPr>
       <w:keepNext/>
     </w:pPr>
   </w:style>
-  <w:style w:customStyle="1" w:styleId="BodyTextChar" w:type="character">
+  <w:style w:type="character" w:customStyle="1" w:styleId="BodyTextChar">
     <w:name w:val="Body Text Char"/>
     <w:basedOn w:val="DefaultParagraphFont"/>
-    <w:link w:val="BodyText"/>
-  </w:style>
-  <w:style w:customStyle="1" w:styleId="VerbatimChar" w:type="character">
+    <w:link w:val="Caption"/>
+    <w:rsid w:val="00A9711C"/>
+  </w:style>
+  <w:style w:type="character" w:customStyle="1" w:styleId="VerbatimChar">
     <w:name w:val="Verbatim Char"/>
     <w:basedOn w:val="BodyTextChar"/>
+    <w:link w:val="SourceCode"/>
+    <w:rsid w:val="00A9711C"/>
     <w:rPr>
       <w:rFonts w:ascii="Consolas" w:hAnsi="Consolas"/>
       <w:sz w:val="22"/>
     </w:rPr>
   </w:style>
-  <w:style w:customStyle="1" w:styleId="SectionNumber" w:type="character">
+  <w:style w:type="character" w:customStyle="1" w:styleId="SectionNumber">
     <w:name w:val="Section Number"/>
     <w:basedOn w:val="BodyTextChar"/>
-  </w:style>
-  <w:style w:styleId="FootnoteReference" w:type="character">
-    <w:name w:val="Footnote Reference"/>
+    <w:rsid w:val="00A9711C"/>
+  </w:style>
+  <w:style w:type="character" w:styleId="FootnoteReference">
+    <w:name w:val="footnote reference"/>
     <w:basedOn w:val="BodyTextChar"/>
+    <w:rsid w:val="00A9711C"/>
     <w:rPr>
       <w:vertAlign w:val="superscript"/>
     </w:rPr>
   </w:style>
-  <w:style w:styleId="Hyperlink" w:type="character">
+  <w:style w:type="character" w:styleId="Hyperlink">
     <w:name w:val="Hyperlink"/>
     <w:basedOn w:val="BodyTextChar"/>
-    <w:rPr>
-      <w:color w:themeColor="accent1" w:val="4F81BD"/>
-    </w:rPr>
-  </w:style>
-  <w:style w:styleId="TOCHeading" w:type="paragraph">
+    <w:rsid w:val="00A9711C"/>
+    <w:rPr>
+      <w:color w:val="156082" w:themeColor="accent1"/>
+    </w:rPr>
+  </w:style>
+  <w:style w:type="paragraph" w:styleId="TOCHeading">
     <w:name w:val="TOC Heading"/>
     <w:basedOn w:val="Heading1"/>
     <w:next w:val="BodyText"/>
     <w:uiPriority w:val="39"/>
     <w:unhideWhenUsed/>
     <w:qFormat/>
+    <w:rsid w:val="00A9711C"/>
     <w:pPr>
       <w:spacing w:before="240" w:line="259" w:lineRule="auto"/>
       <w:outlineLvl w:val="9"/>
     </w:pPr>
-    <w:rPr>
-      <w:rFonts w:asciiTheme="majorHAnsi" w:cstheme="majorBidi" w:eastAsiaTheme="majorEastAsia" w:hAnsiTheme="majorHAnsi"/>
-      <w:b w:val="0"/>
-      <w:bCs w:val="0"/>
-      <w:color w:themeColor="accent1" w:themeShade="BF" w:val="365F91"/>
-    </w:rPr>
   </w:style>
   <w:style w:type="paragraph" w:customStyle="1" w:styleId="SourceCode">
     <w:name w:val="Source Code"/>
     <w:basedOn w:val="Normal"/>
     <w:link w:val="VerbatimChar"/>
+    <w:rsid w:val="00A9711C"/>
     <w:pPr>
-      <w:wordWrap w:val="off"/>
+      <w:wordWrap w:val="0"/>
     </w:pPr>
   </w:style>
   <w:style w:type="character" w:customStyle="1" w:styleId="KeywordTok">
     <w:name w:val="KeywordTok"/>
     <w:basedOn w:val="VerbatimChar"/>
+    <w:rsid w:val="00A9711C"/>
     <w:rPr>
       <w:b/>
       <w:color w:val="007020"/>
@@ -2389,6 +2097,7 @@
   <w:style w:type="character" w:customStyle="1" w:styleId="DataTypeTok">
     <w:name w:val="DataTypeTok"/>
     <w:basedOn w:val="VerbatimChar"/>
+    <w:rsid w:val="00A9711C"/>
     <w:rPr>
       <w:color w:val="902000"/>
     </w:rPr>
@@ -2396,27 +2105,31 @@
   <w:style w:type="character" w:customStyle="1" w:styleId="DecValTok">
     <w:name w:val="DecValTok"/>
     <w:basedOn w:val="VerbatimChar"/>
-    <w:rPr>
-      <w:color w:val="40a070"/>
+    <w:rsid w:val="00A9711C"/>
+    <w:rPr>
+      <w:color w:val="40A070"/>
     </w:rPr>
   </w:style>
   <w:style w:type="character" w:customStyle="1" w:styleId="BaseNTok">
     <w:name w:val="BaseNTok"/>
     <w:basedOn w:val="VerbatimChar"/>
-    <w:rPr>
-      <w:color w:val="40a070"/>
+    <w:rsid w:val="00A9711C"/>
+    <w:rPr>
+      <w:color w:val="40A070"/>
     </w:rPr>
   </w:style>
   <w:style w:type="character" w:customStyle="1" w:styleId="FloatTok">
     <w:name w:val="FloatTok"/>
     <w:basedOn w:val="VerbatimChar"/>
-    <w:rPr>
-      <w:color w:val="40a070"/>
+    <w:rsid w:val="00A9711C"/>
+    <w:rPr>
+      <w:color w:val="40A070"/>
     </w:rPr>
   </w:style>
   <w:style w:type="character" w:customStyle="1" w:styleId="ConstantTok">
     <w:name w:val="ConstantTok"/>
     <w:basedOn w:val="VerbatimChar"/>
+    <w:rsid w:val="00A9711C"/>
     <w:rPr>
       <w:color w:val="880000"/>
     </w:rPr>
@@ -2424,41 +2137,47 @@
   <w:style w:type="character" w:customStyle="1" w:styleId="CharTok">
     <w:name w:val="CharTok"/>
     <w:basedOn w:val="VerbatimChar"/>
-    <w:rPr>
-      <w:color w:val="4070a0"/>
+    <w:rsid w:val="00A9711C"/>
+    <w:rPr>
+      <w:color w:val="4070A0"/>
     </w:rPr>
   </w:style>
   <w:style w:type="character" w:customStyle="1" w:styleId="SpecialCharTok">
     <w:name w:val="SpecialCharTok"/>
     <w:basedOn w:val="VerbatimChar"/>
-    <w:rPr>
-      <w:color w:val="4070a0"/>
+    <w:rsid w:val="00A9711C"/>
+    <w:rPr>
+      <w:color w:val="4070A0"/>
     </w:rPr>
   </w:style>
   <w:style w:type="character" w:customStyle="1" w:styleId="StringTok">
     <w:name w:val="StringTok"/>
     <w:basedOn w:val="VerbatimChar"/>
-    <w:rPr>
-      <w:color w:val="4070a0"/>
+    <w:rsid w:val="00A9711C"/>
+    <w:rPr>
+      <w:color w:val="4070A0"/>
     </w:rPr>
   </w:style>
   <w:style w:type="character" w:customStyle="1" w:styleId="VerbatimStringTok">
     <w:name w:val="VerbatimStringTok"/>
     <w:basedOn w:val="VerbatimChar"/>
-    <w:rPr>
-      <w:color w:val="4070a0"/>
+    <w:rsid w:val="00A9711C"/>
+    <w:rPr>
+      <w:color w:val="4070A0"/>
     </w:rPr>
   </w:style>
   <w:style w:type="character" w:customStyle="1" w:styleId="SpecialStringTok">
     <w:name w:val="SpecialStringTok"/>
     <w:basedOn w:val="VerbatimChar"/>
-    <w:rPr>
-      <w:color w:val="bb6688"/>
+    <w:rsid w:val="00A9711C"/>
+    <w:rPr>
+      <w:color w:val="BB6688"/>
     </w:rPr>
   </w:style>
   <w:style w:type="character" w:customStyle="1" w:styleId="ImportTok">
     <w:name w:val="ImportTok"/>
     <w:basedOn w:val="VerbatimChar"/>
+    <w:rsid w:val="00A9711C"/>
     <w:rPr>
       <w:b/>
       <w:color w:val="008000"/>
@@ -2467,40 +2186,45 @@
   <w:style w:type="character" w:customStyle="1" w:styleId="CommentTok">
     <w:name w:val="CommentTok"/>
     <w:basedOn w:val="VerbatimChar"/>
+    <w:rsid w:val="00A9711C"/>
     <w:rPr>
       <w:i/>
-      <w:color w:val="60a0b0"/>
+      <w:color w:val="60A0B0"/>
     </w:rPr>
   </w:style>
   <w:style w:type="character" w:customStyle="1" w:styleId="DocumentationTok">
     <w:name w:val="DocumentationTok"/>
     <w:basedOn w:val="VerbatimChar"/>
+    <w:rsid w:val="00A9711C"/>
     <w:rPr>
       <w:i/>
-      <w:color w:val="ba2121"/>
+      <w:color w:val="BA2121"/>
     </w:rPr>
   </w:style>
   <w:style w:type="character" w:customStyle="1" w:styleId="AnnotationTok">
     <w:name w:val="AnnotationTok"/>
     <w:basedOn w:val="VerbatimChar"/>
+    <w:rsid w:val="00A9711C"/>
     <w:rPr>
       <w:b/>
       <w:i/>
-      <w:color w:val="60a0b0"/>
+      <w:color w:val="60A0B0"/>
     </w:rPr>
   </w:style>
   <w:style w:type="character" w:customStyle="1" w:styleId="CommentVarTok">
     <w:name w:val="CommentVarTok"/>
     <w:basedOn w:val="VerbatimChar"/>
+    <w:rsid w:val="00A9711C"/>
     <w:rPr>
       <w:b/>
       <w:i/>
-      <w:color w:val="60a0b0"/>
+      <w:color w:val="60A0B0"/>
     </w:rPr>
   </w:style>
   <w:style w:type="character" w:customStyle="1" w:styleId="OtherTok">
     <w:name w:val="OtherTok"/>
     <w:basedOn w:val="VerbatimChar"/>
+    <w:rsid w:val="00A9711C"/>
     <w:rPr>
       <w:color w:val="007020"/>
     </w:rPr>
@@ -2508,20 +2232,23 @@
   <w:style w:type="character" w:customStyle="1" w:styleId="FunctionTok">
     <w:name w:val="FunctionTok"/>
     <w:basedOn w:val="VerbatimChar"/>
-    <w:rPr>
-      <w:color w:val="06287e"/>
+    <w:rsid w:val="00A9711C"/>
+    <w:rPr>
+      <w:color w:val="06287E"/>
     </w:rPr>
   </w:style>
   <w:style w:type="character" w:customStyle="1" w:styleId="VariableTok">
     <w:name w:val="VariableTok"/>
     <w:basedOn w:val="VerbatimChar"/>
-    <w:rPr>
-      <w:color w:val="19177c"/>
+    <w:rsid w:val="00A9711C"/>
+    <w:rPr>
+      <w:color w:val="19177C"/>
     </w:rPr>
   </w:style>
   <w:style w:type="character" w:customStyle="1" w:styleId="ControlFlowTok">
     <w:name w:val="ControlFlowTok"/>
     <w:basedOn w:val="VerbatimChar"/>
+    <w:rsid w:val="00A9711C"/>
     <w:rPr>
       <w:b/>
       <w:color w:val="007020"/>
@@ -2530,6 +2257,7 @@
   <w:style w:type="character" w:customStyle="1" w:styleId="OperatorTok">
     <w:name w:val="OperatorTok"/>
     <w:basedOn w:val="VerbatimChar"/>
+    <w:rsid w:val="00A9711C"/>
     <w:rPr>
       <w:color w:val="666666"/>
     </w:rPr>
@@ -2537,6 +2265,7 @@
   <w:style w:type="character" w:customStyle="1" w:styleId="BuiltInTok">
     <w:name w:val="BuiltInTok"/>
     <w:basedOn w:val="VerbatimChar"/>
+    <w:rsid w:val="00A9711C"/>
     <w:rPr>
       <w:color w:val="008000"/>
     </w:rPr>
@@ -2544,65 +2273,71 @@
   <w:style w:type="character" w:customStyle="1" w:styleId="ExtensionTok">
     <w:name w:val="ExtensionTok"/>
     <w:basedOn w:val="VerbatimChar"/>
-    <w:rPr/>
+    <w:rsid w:val="00A9711C"/>
   </w:style>
   <w:style w:type="character" w:customStyle="1" w:styleId="PreprocessorTok">
     <w:name w:val="PreprocessorTok"/>
     <w:basedOn w:val="VerbatimChar"/>
-    <w:rPr>
-      <w:color w:val="bc7a00"/>
+    <w:rsid w:val="00A9711C"/>
+    <w:rPr>
+      <w:color w:val="BC7A00"/>
     </w:rPr>
   </w:style>
   <w:style w:type="character" w:customStyle="1" w:styleId="AttributeTok">
     <w:name w:val="AttributeTok"/>
     <w:basedOn w:val="VerbatimChar"/>
-    <w:rPr>
-      <w:color w:val="7d9029"/>
+    <w:rsid w:val="00A9711C"/>
+    <w:rPr>
+      <w:color w:val="7D9029"/>
     </w:rPr>
   </w:style>
   <w:style w:type="character" w:customStyle="1" w:styleId="RegionMarkerTok">
     <w:name w:val="RegionMarkerTok"/>
     <w:basedOn w:val="VerbatimChar"/>
-    <w:rPr/>
+    <w:rsid w:val="00A9711C"/>
   </w:style>
   <w:style w:type="character" w:customStyle="1" w:styleId="InformationTok">
     <w:name w:val="InformationTok"/>
     <w:basedOn w:val="VerbatimChar"/>
+    <w:rsid w:val="00A9711C"/>
     <w:rPr>
       <w:b/>
       <w:i/>
-      <w:color w:val="60a0b0"/>
+      <w:color w:val="60A0B0"/>
     </w:rPr>
   </w:style>
   <w:style w:type="character" w:customStyle="1" w:styleId="WarningTok">
     <w:name w:val="WarningTok"/>
     <w:basedOn w:val="VerbatimChar"/>
+    <w:rsid w:val="00A9711C"/>
     <w:rPr>
       <w:b/>
       <w:i/>
-      <w:color w:val="60a0b0"/>
+      <w:color w:val="60A0B0"/>
     </w:rPr>
   </w:style>
   <w:style w:type="character" w:customStyle="1" w:styleId="AlertTok">
     <w:name w:val="AlertTok"/>
     <w:basedOn w:val="VerbatimChar"/>
+    <w:rsid w:val="00A9711C"/>
     <w:rPr>
       <w:b/>
-      <w:color w:val="ff0000"/>
+      <w:color w:val="FF0000"/>
     </w:rPr>
   </w:style>
   <w:style w:type="character" w:customStyle="1" w:styleId="ErrorTok">
     <w:name w:val="ErrorTok"/>
     <w:basedOn w:val="VerbatimChar"/>
+    <w:rsid w:val="00A9711C"/>
     <w:rPr>
       <w:b/>
-      <w:color w:val="ff0000"/>
+      <w:color w:val="FF0000"/>
     </w:rPr>
   </w:style>
   <w:style w:type="character" w:customStyle="1" w:styleId="NormalTok">
     <w:name w:val="NormalTok"/>
     <w:basedOn w:val="VerbatimChar"/>
-    <w:rPr/>
+    <w:rsid w:val="00A9711C"/>
   </w:style>
 </w:styles>
 </file>
@@ -2650,7 +2385,7 @@
     </a:clrScheme>
     <a:fontScheme name="Office">
       <a:majorFont>
-        <a:latin typeface="Aptos Display" panose="02110004020202020204"/>
+        <a:latin typeface="Aptos Display"/>
         <a:ea typeface=""/>
         <a:cs typeface=""/>
         <a:font script="Jpan" typeface="游ゴシック Light"/>
@@ -2702,7 +2437,7 @@
         <a:font script="Tfng" typeface="Ebrima"/>
       </a:majorFont>
       <a:minorFont>
-        <a:latin typeface="Aptos" panose="02110004020202020204"/>
+        <a:latin typeface="Aptos"/>
         <a:ea typeface=""/>
         <a:cs typeface=""/>
         <a:font script="Jpan" typeface="游明朝"/>
@@ -2896,7 +2631,7 @@
   <a:extraClrSchemeLst/>
   <a:extLst>
     <a:ext uri="{05A4C25C-085E-4340-85A3-A5531E510DB2}">
-      <thm15:themeFamily xmlns:thm15="http://schemas.microsoft.com/office/thememl/2012/main" name="Office Theme" id="{2E142A2C-CD16-42D6-873A-C26D2A0506FA}" vid="{1BDDFF52-6CD6-40A5-AB3C-68EB2F1E4D0A}"/>
+      <thm15:themeFamily xmlns:thm15="http://schemas.microsoft.com/office/thememl/2012/main" xmlns="" name="Office Theme" id="{2E142A2C-CD16-42D6-873A-C26D2A0506FA}" vid="{1BDDFF52-6CD6-40A5-AB3C-68EB2F1E4D0A}"/>
     </a:ext>
   </a:extLst>
 </a:theme>
